--- a/06-学生侧材料/讲义/3-物理化学/胶体与表面物理化学-超级充实版（自学完整）.docx
+++ b/06-学生侧材料/讲义/3-物理化学/胶体与表面物理化学-超级充实版（自学完整）.docx
@@ -3488,7 +3488,7 @@
         <w:rPr>
           <w:rFonts w:hint="eastAsia" w:ascii="Times New Roman" w:hAnsi="Times New Roman" w:eastAsia="FangSong" w:cs="Times New Roman"/>
         </w:rPr>
-        <w:t>一句话</w:t>
+        <w:t>要点</w:t>
       </w:r>
       <w:r>
         <w:rPr>
@@ -31744,7 +31744,7 @@
           <w:b/>
           <w:bCs/>
         </w:rPr>
-        <w:t xml:space="preserve">一句话记忆</w:t>
+        <w:t xml:space="preserve">记忆要点</w:t>
       </w:r>
       <w:r>
         <w:rPr>
@@ -38423,7 +38423,7 @@
         <w:rPr>
           <w:rFonts w:hint="eastAsia" w:ascii="Times New Roman" w:hAnsi="Times New Roman" w:eastAsia="FangSong" w:cs="Times New Roman"/>
         </w:rPr>
-        <w:t xml:space="preserve">而言这三种盐的反离子其实都是</w:t>
+        <w:t xml:space="preserve">而言这三种盐的反离子均为</w:t>
       </w:r>
       <w:r>
         <w:rPr>
@@ -54061,13 +54061,13 @@
         <w:rPr>
           <w:rFonts w:hint="eastAsia" w:ascii="Times New Roman" w:hAnsi="Times New Roman" w:eastAsia="Times New Roman" w:cs="Times New Roman"/>
         </w:rPr>
-        <w:t>/</w:t>
-      </w:r>
-      <w:r>
-        <w:rPr>
-          <w:rFonts w:hint="eastAsia" w:ascii="Times New Roman" w:hAnsi="Times New Roman" w:eastAsia="FangSong" w:cs="Times New Roman"/>
-        </w:rPr>
-        <w:t>化学原理</w:t>
+        <w:t>/3-</w:t>
+      </w:r>
+      <w:r>
+        <w:rPr>
+          <w:rFonts w:hint="eastAsia" w:ascii="Times New Roman" w:hAnsi="Times New Roman" w:eastAsia="FangSong" w:cs="Times New Roman"/>
+        </w:rPr>
+        <w:t>物理化学</w:t>
       </w:r>
       <w:r>
         <w:rPr>
@@ -54172,13 +54172,13 @@
         <w:rPr>
           <w:rFonts w:hint="eastAsia" w:ascii="Times New Roman" w:hAnsi="Times New Roman" w:eastAsia="Times New Roman" w:cs="Times New Roman"/>
         </w:rPr>
-        <w:t>/</w:t>
-      </w:r>
-      <w:r>
-        <w:rPr>
-          <w:rFonts w:hint="eastAsia" w:ascii="Times New Roman" w:hAnsi="Times New Roman" w:eastAsia="FangSong" w:cs="Times New Roman"/>
-        </w:rPr>
-        <w:t>化学原理</w:t>
+        <w:t>/3-</w:t>
+      </w:r>
+      <w:r>
+        <w:rPr>
+          <w:rFonts w:hint="eastAsia" w:ascii="Times New Roman" w:hAnsi="Times New Roman" w:eastAsia="FangSong" w:cs="Times New Roman"/>
+        </w:rPr>
+        <w:t>物理化学</w:t>
       </w:r>
       <w:r>
         <w:rPr>

--- a/06-学生侧材料/讲义/3-物理化学/胶体与表面物理化学-超级充实版（自学完整）.docx
+++ b/06-学生侧材料/讲义/3-物理化学/胶体与表面物理化学-超级充实版（自学完整）.docx
@@ -34147,12 +34147,22 @@
     </w:p>
     <w:p>
       <w:pPr>
-        <w:pStyle w:val="Compact"/>
-        <w:numPr>
-          <w:ilvl w:val="0"/>
-          <w:numId w:val="1019"/>
-        </w:numPr>
+        <w:pStyle w:val="FirstParagraph"/>
       </w:pPr>
+      <w:r>
+        <w:rPr>
+          <w:rFonts w:ascii="Times New Roman" w:hAnsi="Times New Roman" w:eastAsia="Times New Roman" w:cs="Times New Roman"/>
+          <w:b/>
+          <w:bCs/>
+        </w:rPr>
+        <w:t xml:space="preserve">1.</w:t>
+      </w:r>
+      <w:r>
+        <w:rPr>
+          <w:rFonts w:ascii="Times New Roman" w:hAnsi="Times New Roman" w:eastAsia="Times New Roman" w:cs="Times New Roman"/>
+        </w:rPr>
+        <w:t xml:space="preserve"> </w:t>
+      </w:r>
       <w:r>
         <w:rPr>
           <w:rFonts w:hint="eastAsia" w:ascii="Times New Roman" w:hAnsi="Times New Roman" w:eastAsia="FangSong" w:cs="Times New Roman"/>
@@ -34229,12 +34239,22 @@
     </w:p>
     <w:p>
       <w:pPr>
-        <w:pStyle w:val="Compact"/>
-        <w:numPr>
-          <w:ilvl w:val="0"/>
-          <w:numId w:val="1019"/>
-        </w:numPr>
+        <w:pStyle w:val="BodyText"/>
       </w:pPr>
+      <w:r>
+        <w:rPr>
+          <w:rFonts w:ascii="Times New Roman" w:hAnsi="Times New Roman" w:eastAsia="Times New Roman" w:cs="Times New Roman"/>
+          <w:b/>
+          <w:bCs/>
+        </w:rPr>
+        <w:t xml:space="preserve">2.</w:t>
+      </w:r>
+      <w:r>
+        <w:rPr>
+          <w:rFonts w:ascii="Times New Roman" w:hAnsi="Times New Roman" w:eastAsia="Times New Roman" w:cs="Times New Roman"/>
+        </w:rPr>
+        <w:t xml:space="preserve"> </w:t>
+      </w:r>
       <w:r>
         <w:rPr>
           <w:rFonts w:hint="eastAsia" w:ascii="Times New Roman" w:hAnsi="Times New Roman" w:eastAsia="FangSong" w:cs="Times New Roman"/>
@@ -34287,12 +34307,22 @@
     </w:p>
     <w:p>
       <w:pPr>
-        <w:pStyle w:val="Compact"/>
-        <w:numPr>
-          <w:ilvl w:val="0"/>
-          <w:numId w:val="1019"/>
-        </w:numPr>
+        <w:pStyle w:val="BodyText"/>
       </w:pPr>
+      <w:r>
+        <w:rPr>
+          <w:rFonts w:ascii="Times New Roman" w:hAnsi="Times New Roman" w:eastAsia="Times New Roman" w:cs="Times New Roman"/>
+          <w:b/>
+          <w:bCs/>
+        </w:rPr>
+        <w:t xml:space="preserve">3.</w:t>
+      </w:r>
+      <w:r>
+        <w:rPr>
+          <w:rFonts w:ascii="Times New Roman" w:hAnsi="Times New Roman" w:eastAsia="Times New Roman" w:cs="Times New Roman"/>
+        </w:rPr>
+        <w:t xml:space="preserve"> </w:t>
+      </w:r>
       <w:r>
         <w:rPr>
           <w:rFonts w:hint="eastAsia" w:ascii="Times New Roman" w:hAnsi="Times New Roman" w:eastAsia="FangSong" w:cs="Times New Roman"/>
@@ -34383,12 +34413,22 @@
     </w:p>
     <w:p>
       <w:pPr>
-        <w:pStyle w:val="Compact"/>
-        <w:numPr>
-          <w:ilvl w:val="0"/>
-          <w:numId w:val="1019"/>
-        </w:numPr>
+        <w:pStyle w:val="BodyText"/>
       </w:pPr>
+      <w:r>
+        <w:rPr>
+          <w:rFonts w:ascii="Times New Roman" w:hAnsi="Times New Roman" w:eastAsia="Times New Roman" w:cs="Times New Roman"/>
+          <w:b/>
+          <w:bCs/>
+        </w:rPr>
+        <w:t xml:space="preserve">4.</w:t>
+      </w:r>
+      <w:r>
+        <w:rPr>
+          <w:rFonts w:ascii="Times New Roman" w:hAnsi="Times New Roman" w:eastAsia="Times New Roman" w:cs="Times New Roman"/>
+        </w:rPr>
+        <w:t xml:space="preserve"> </w:t>
+      </w:r>
       <w:r>
         <w:rPr>
           <w:rFonts w:hint="eastAsia" w:ascii="Times New Roman" w:hAnsi="Times New Roman" w:eastAsia="FangSong" w:cs="Times New Roman"/>
@@ -34517,12 +34557,22 @@
     </w:p>
     <w:p>
       <w:pPr>
-        <w:pStyle w:val="Compact"/>
-        <w:numPr>
-          <w:ilvl w:val="0"/>
-          <w:numId w:val="1019"/>
-        </w:numPr>
+        <w:pStyle w:val="BodyText"/>
       </w:pPr>
+      <w:r>
+        <w:rPr>
+          <w:rFonts w:ascii="Times New Roman" w:hAnsi="Times New Roman" w:eastAsia="Times New Roman" w:cs="Times New Roman"/>
+          <w:b/>
+          <w:bCs/>
+        </w:rPr>
+        <w:t xml:space="preserve">5.</w:t>
+      </w:r>
+      <w:r>
+        <w:rPr>
+          <w:rFonts w:ascii="Times New Roman" w:hAnsi="Times New Roman" w:eastAsia="Times New Roman" w:cs="Times New Roman"/>
+        </w:rPr>
+        <w:t xml:space="preserve"> </w:t>
+      </w:r>
       <w:r>
         <w:rPr>
           <w:rFonts w:hint="eastAsia" w:ascii="Times New Roman" w:hAnsi="Times New Roman" w:eastAsia="FangSong" w:cs="Times New Roman"/>
@@ -34612,12 +34662,22 @@
     </w:p>
     <w:p>
       <w:pPr>
-        <w:pStyle w:val="Compact"/>
-        <w:numPr>
-          <w:ilvl w:val="0"/>
-          <w:numId w:val="1020"/>
-        </w:numPr>
+        <w:pStyle w:val="FirstParagraph"/>
       </w:pPr>
+      <w:r>
+        <w:rPr>
+          <w:rFonts w:ascii="Times New Roman" w:hAnsi="Times New Roman" w:eastAsia="Times New Roman" w:cs="Times New Roman"/>
+          <w:b/>
+          <w:bCs/>
+        </w:rPr>
+        <w:t xml:space="preserve">6.</w:t>
+      </w:r>
+      <w:r>
+        <w:rPr>
+          <w:rFonts w:ascii="Times New Roman" w:hAnsi="Times New Roman" w:eastAsia="Times New Roman" w:cs="Times New Roman"/>
+        </w:rPr>
+        <w:t xml:space="preserve"> </w:t>
+      </w:r>
       <w:r>
         <w:rPr>
           <w:rFonts w:hint="eastAsia" w:ascii="Times New Roman" w:hAnsi="Times New Roman" w:eastAsia="FangSong" w:cs="Times New Roman"/>
@@ -34677,12 +34737,22 @@
     </w:p>
     <w:p>
       <w:pPr>
-        <w:pStyle w:val="Compact"/>
-        <w:numPr>
-          <w:ilvl w:val="0"/>
-          <w:numId w:val="1020"/>
-        </w:numPr>
+        <w:pStyle w:val="BodyText"/>
       </w:pPr>
+      <w:r>
+        <w:rPr>
+          <w:rFonts w:ascii="Times New Roman" w:hAnsi="Times New Roman" w:eastAsia="Times New Roman" w:cs="Times New Roman"/>
+          <w:b/>
+          <w:bCs/>
+        </w:rPr>
+        <w:t xml:space="preserve">7.</w:t>
+      </w:r>
+      <w:r>
+        <w:rPr>
+          <w:rFonts w:ascii="Times New Roman" w:hAnsi="Times New Roman" w:eastAsia="Times New Roman" w:cs="Times New Roman"/>
+        </w:rPr>
+        <w:t xml:space="preserve"> </w:t>
+      </w:r>
       <w:r>
         <w:rPr>
           <w:rFonts w:ascii="Times New Roman" w:hAnsi="Times New Roman" w:eastAsia="Times New Roman" w:cs="Times New Roman"/>
@@ -34770,12 +34840,22 @@
     </w:p>
     <w:p>
       <w:pPr>
-        <w:pStyle w:val="Compact"/>
-        <w:numPr>
-          <w:ilvl w:val="0"/>
-          <w:numId w:val="1020"/>
-        </w:numPr>
+        <w:pStyle w:val="BodyText"/>
       </w:pPr>
+      <w:r>
+        <w:rPr>
+          <w:rFonts w:ascii="Times New Roman" w:hAnsi="Times New Roman" w:eastAsia="Times New Roman" w:cs="Times New Roman"/>
+          <w:b/>
+          <w:bCs/>
+        </w:rPr>
+        <w:t xml:space="preserve">8.</w:t>
+      </w:r>
+      <w:r>
+        <w:rPr>
+          <w:rFonts w:ascii="Times New Roman" w:hAnsi="Times New Roman" w:eastAsia="Times New Roman" w:cs="Times New Roman"/>
+        </w:rPr>
+        <w:t xml:space="preserve"> </w:t>
+      </w:r>
       <w:r>
         <w:rPr>
           <w:rFonts w:hint="eastAsia" w:ascii="Times New Roman" w:hAnsi="Times New Roman" w:eastAsia="FangSong" w:cs="Times New Roman"/>
@@ -34905,12 +34985,22 @@
     </w:p>
     <w:p>
       <w:pPr>
-        <w:pStyle w:val="Compact"/>
-        <w:numPr>
-          <w:ilvl w:val="0"/>
-          <w:numId w:val="1020"/>
-        </w:numPr>
+        <w:pStyle w:val="BodyText"/>
       </w:pPr>
+      <w:r>
+        <w:rPr>
+          <w:rFonts w:ascii="Times New Roman" w:hAnsi="Times New Roman" w:eastAsia="Times New Roman" w:cs="Times New Roman"/>
+          <w:b/>
+          <w:bCs/>
+        </w:rPr>
+        <w:t xml:space="preserve">9.</w:t>
+      </w:r>
+      <w:r>
+        <w:rPr>
+          <w:rFonts w:ascii="Times New Roman" w:hAnsi="Times New Roman" w:eastAsia="Times New Roman" w:cs="Times New Roman"/>
+        </w:rPr>
+        <w:t xml:space="preserve"> </w:t>
+      </w:r>
       <w:r>
         <w:rPr>
           <w:rFonts w:hint="eastAsia" w:ascii="Times New Roman" w:hAnsi="Times New Roman" w:eastAsia="FangSong" w:cs="Times New Roman"/>
@@ -35010,12 +35100,22 @@
     </w:p>
     <w:p>
       <w:pPr>
-        <w:pStyle w:val="Compact"/>
-        <w:numPr>
-          <w:ilvl w:val="0"/>
-          <w:numId w:val="1020"/>
-        </w:numPr>
+        <w:pStyle w:val="BodyText"/>
       </w:pPr>
+      <w:r>
+        <w:rPr>
+          <w:rFonts w:ascii="Times New Roman" w:hAnsi="Times New Roman" w:eastAsia="Times New Roman" w:cs="Times New Roman"/>
+          <w:b/>
+          <w:bCs/>
+        </w:rPr>
+        <w:t xml:space="preserve">10.</w:t>
+      </w:r>
+      <w:r>
+        <w:rPr>
+          <w:rFonts w:ascii="Times New Roman" w:hAnsi="Times New Roman" w:eastAsia="Times New Roman" w:cs="Times New Roman"/>
+        </w:rPr>
+        <w:t xml:space="preserve"> </w:t>
+      </w:r>
       <w:r>
         <w:rPr>
           <w:rFonts w:hint="eastAsia" w:ascii="Times New Roman" w:hAnsi="Times New Roman" w:eastAsia="FangSong" w:cs="Times New Roman"/>
@@ -35142,12 +35242,22 @@
     </w:p>
     <w:p>
       <w:pPr>
-        <w:pStyle w:val="Compact"/>
-        <w:numPr>
-          <w:ilvl w:val="0"/>
-          <w:numId w:val="1021"/>
-        </w:numPr>
+        <w:pStyle w:val="FirstParagraph"/>
       </w:pPr>
+      <w:r>
+        <w:rPr>
+          <w:rFonts w:ascii="Times New Roman" w:hAnsi="Times New Roman" w:eastAsia="Times New Roman" w:cs="Times New Roman"/>
+          <w:b/>
+          <w:bCs/>
+        </w:rPr>
+        <w:t xml:space="preserve">11.</w:t>
+      </w:r>
+      <w:r>
+        <w:rPr>
+          <w:rFonts w:ascii="Times New Roman" w:hAnsi="Times New Roman" w:eastAsia="Times New Roman" w:cs="Times New Roman"/>
+        </w:rPr>
+        <w:t xml:space="preserve"> </w:t>
+      </w:r>
       <w:r>
         <w:rPr>
           <w:rFonts w:hint="eastAsia" w:ascii="Times New Roman" w:hAnsi="Times New Roman" w:eastAsia="Times New Roman" w:cs="Times New Roman"/>
@@ -35261,12 +35371,22 @@
     </w:p>
     <w:p>
       <w:pPr>
-        <w:pStyle w:val="Compact"/>
-        <w:numPr>
-          <w:ilvl w:val="0"/>
-          <w:numId w:val="1021"/>
-        </w:numPr>
+        <w:pStyle w:val="BodyText"/>
       </w:pPr>
+      <w:r>
+        <w:rPr>
+          <w:rFonts w:ascii="Times New Roman" w:hAnsi="Times New Roman" w:eastAsia="Times New Roman" w:cs="Times New Roman"/>
+          <w:b/>
+          <w:bCs/>
+        </w:rPr>
+        <w:t xml:space="preserve">12.</w:t>
+      </w:r>
+      <w:r>
+        <w:rPr>
+          <w:rFonts w:ascii="Times New Roman" w:hAnsi="Times New Roman" w:eastAsia="Times New Roman" w:cs="Times New Roman"/>
+        </w:rPr>
+        <w:t xml:space="preserve"> </w:t>
+      </w:r>
       <w:r>
         <w:rPr>
           <w:rFonts w:hint="eastAsia" w:ascii="Times New Roman" w:hAnsi="Times New Roman" w:eastAsia="Times New Roman" w:cs="Times New Roman"/>
@@ -35392,12 +35512,22 @@
     </w:p>
     <w:p>
       <w:pPr>
-        <w:pStyle w:val="Compact"/>
-        <w:numPr>
-          <w:ilvl w:val="0"/>
-          <w:numId w:val="1021"/>
-        </w:numPr>
+        <w:pStyle w:val="BodyText"/>
       </w:pPr>
+      <w:r>
+        <w:rPr>
+          <w:rFonts w:ascii="Times New Roman" w:hAnsi="Times New Roman" w:eastAsia="Times New Roman" w:cs="Times New Roman"/>
+          <w:b/>
+          <w:bCs/>
+        </w:rPr>
+        <w:t xml:space="preserve">13.</w:t>
+      </w:r>
+      <w:r>
+        <w:rPr>
+          <w:rFonts w:ascii="Times New Roman" w:hAnsi="Times New Roman" w:eastAsia="Times New Roman" w:cs="Times New Roman"/>
+        </w:rPr>
+        <w:t xml:space="preserve"> </w:t>
+      </w:r>
       <w:r>
         <w:rPr>
           <w:rFonts w:hint="eastAsia" w:ascii="Times New Roman" w:hAnsi="Times New Roman" w:eastAsia="Times New Roman" w:cs="Times New Roman"/>
@@ -35511,12 +35641,22 @@
     </w:p>
     <w:p>
       <w:pPr>
-        <w:pStyle w:val="Compact"/>
-        <w:numPr>
-          <w:ilvl w:val="0"/>
-          <w:numId w:val="1021"/>
-        </w:numPr>
+        <w:pStyle w:val="BodyText"/>
       </w:pPr>
+      <w:r>
+        <w:rPr>
+          <w:rFonts w:ascii="Times New Roman" w:hAnsi="Times New Roman" w:eastAsia="Times New Roman" w:cs="Times New Roman"/>
+          <w:b/>
+          <w:bCs/>
+        </w:rPr>
+        <w:t xml:space="preserve">14.</w:t>
+      </w:r>
+      <w:r>
+        <w:rPr>
+          <w:rFonts w:ascii="Times New Roman" w:hAnsi="Times New Roman" w:eastAsia="Times New Roman" w:cs="Times New Roman"/>
+        </w:rPr>
+        <w:t xml:space="preserve"> </w:t>
+      </w:r>
       <w:r>
         <w:rPr>
           <w:rFonts w:hint="eastAsia" w:ascii="Times New Roman" w:hAnsi="Times New Roman" w:eastAsia="FangSong" w:cs="Times New Roman"/>
@@ -35668,12 +35808,22 @@
     </w:p>
     <w:p>
       <w:pPr>
-        <w:pStyle w:val="Compact"/>
-        <w:numPr>
-          <w:ilvl w:val="0"/>
-          <w:numId w:val="1021"/>
-        </w:numPr>
+        <w:pStyle w:val="BodyText"/>
       </w:pPr>
+      <w:r>
+        <w:rPr>
+          <w:rFonts w:ascii="Times New Roman" w:hAnsi="Times New Roman" w:eastAsia="Times New Roman" w:cs="Times New Roman"/>
+          <w:b/>
+          <w:bCs/>
+        </w:rPr>
+        <w:t xml:space="preserve">15.</w:t>
+      </w:r>
+      <w:r>
+        <w:rPr>
+          <w:rFonts w:ascii="Times New Roman" w:hAnsi="Times New Roman" w:eastAsia="Times New Roman" w:cs="Times New Roman"/>
+        </w:rPr>
+        <w:t xml:space="preserve"> </w:t>
+      </w:r>
       <w:r>
         <w:rPr>
           <w:rFonts w:hint="eastAsia" w:ascii="Times New Roman" w:hAnsi="Times New Roman" w:eastAsia="FangSong" w:cs="Times New Roman"/>
@@ -41008,7 +41158,7 @@
         <w:pStyle w:val="Compact"/>
         <w:numPr>
           <w:ilvl w:val="0"/>
-          <w:numId w:val="1022"/>
+          <w:numId w:val="1019"/>
         </w:numPr>
       </w:pPr>
       <w:r>
@@ -41107,7 +41257,7 @@
         <w:pStyle w:val="Compact"/>
         <w:numPr>
           <w:ilvl w:val="0"/>
-          <w:numId w:val="1022"/>
+          <w:numId w:val="1019"/>
         </w:numPr>
       </w:pPr>
       <w:r>
@@ -46023,7 +46173,7 @@
         <w:pStyle w:val="Compact"/>
         <w:numPr>
           <w:ilvl w:val="0"/>
-          <w:numId w:val="1023"/>
+          <w:numId w:val="1020"/>
         </w:numPr>
       </w:pPr>
       <w:r>
@@ -46140,7 +46290,7 @@
         <w:pStyle w:val="Compact"/>
         <w:numPr>
           <w:ilvl w:val="0"/>
-          <w:numId w:val="1023"/>
+          <w:numId w:val="1020"/>
         </w:numPr>
       </w:pPr>
       <w:r>
@@ -46266,7 +46416,7 @@
         <w:pStyle w:val="Compact"/>
         <w:numPr>
           <w:ilvl w:val="0"/>
-          <w:numId w:val="1023"/>
+          <w:numId w:val="1020"/>
         </w:numPr>
       </w:pPr>
       <w:r>
@@ -46325,7 +46475,7 @@
         <w:pStyle w:val="Compact"/>
         <w:numPr>
           <w:ilvl w:val="0"/>
-          <w:numId w:val="1023"/>
+          <w:numId w:val="1020"/>
         </w:numPr>
       </w:pPr>
       <w:r>
@@ -46968,7 +47118,7 @@
         <w:pStyle w:val="Compact"/>
         <w:numPr>
           <w:ilvl w:val="0"/>
-          <w:numId w:val="1024"/>
+          <w:numId w:val="1021"/>
         </w:numPr>
       </w:pPr>
       <w:r>
@@ -47057,7 +47207,7 @@
         <w:pStyle w:val="Compact"/>
         <w:numPr>
           <w:ilvl w:val="0"/>
-          <w:numId w:val="1024"/>
+          <w:numId w:val="1021"/>
         </w:numPr>
       </w:pPr>
       <w:r>
@@ -47154,7 +47304,7 @@
         <w:pStyle w:val="Compact"/>
         <w:numPr>
           <w:ilvl w:val="0"/>
-          <w:numId w:val="1024"/>
+          <w:numId w:val="1021"/>
         </w:numPr>
       </w:pPr>
       <w:r>
@@ -50128,7 +50278,7 @@
         <w:pStyle w:val="Compact"/>
         <w:numPr>
           <w:ilvl w:val="0"/>
-          <w:numId w:val="1025"/>
+          <w:numId w:val="1022"/>
         </w:numPr>
       </w:pPr>
       <w:r>
@@ -50227,7 +50377,7 @@
         <w:pStyle w:val="Compact"/>
         <w:numPr>
           <w:ilvl w:val="0"/>
-          <w:numId w:val="1025"/>
+          <w:numId w:val="1022"/>
         </w:numPr>
       </w:pPr>
       <w:r>
@@ -50378,7 +50528,7 @@
         <w:pStyle w:val="Compact"/>
         <w:numPr>
           <w:ilvl w:val="0"/>
-          <w:numId w:val="1025"/>
+          <w:numId w:val="1022"/>
         </w:numPr>
       </w:pPr>
       <w:r>
@@ -50529,7 +50679,7 @@
         <w:pStyle w:val="Compact"/>
         <w:numPr>
           <w:ilvl w:val="0"/>
-          <w:numId w:val="1025"/>
+          <w:numId w:val="1022"/>
         </w:numPr>
       </w:pPr>
       <w:r>
@@ -53919,7 +54069,7 @@
         <w:pStyle w:val="Compact"/>
         <w:numPr>
           <w:ilvl w:val="0"/>
-          <w:numId w:val="1026"/>
+          <w:numId w:val="1023"/>
         </w:numPr>
       </w:pPr>
       <w:r>
@@ -54030,7 +54180,7 @@
         <w:pStyle w:val="Compact"/>
         <w:numPr>
           <w:ilvl w:val="0"/>
-          <w:numId w:val="1026"/>
+          <w:numId w:val="1023"/>
         </w:numPr>
       </w:pPr>
       <w:r>
@@ -54141,7 +54291,7 @@
         <w:pStyle w:val="Compact"/>
         <w:numPr>
           <w:ilvl w:val="0"/>
-          <w:numId w:val="1026"/>
+          <w:numId w:val="1023"/>
         </w:numPr>
       </w:pPr>
       <w:r>
@@ -54276,7 +54426,7 @@
         <w:pStyle w:val="Compact"/>
         <w:numPr>
           <w:ilvl w:val="0"/>
-          <w:numId w:val="1026"/>
+          <w:numId w:val="1023"/>
         </w:numPr>
       </w:pPr>
       <w:r>
@@ -54399,7 +54549,7 @@
         <w:pStyle w:val="Compact"/>
         <w:numPr>
           <w:ilvl w:val="0"/>
-          <w:numId w:val="1026"/>
+          <w:numId w:val="1023"/>
         </w:numPr>
       </w:pPr>
       <w:r>
@@ -54504,7 +54654,7 @@
         <w:pStyle w:val="Compact"/>
         <w:numPr>
           <w:ilvl w:val="0"/>
-          <w:numId w:val="1026"/>
+          <w:numId w:val="1023"/>
         </w:numPr>
       </w:pPr>
       <w:r>
@@ -54627,7 +54777,7 @@
         <w:pStyle w:val="Compact"/>
         <w:numPr>
           <w:ilvl w:val="0"/>
-          <w:numId w:val="1026"/>
+          <w:numId w:val="1023"/>
         </w:numPr>
       </w:pPr>
       <w:r>
@@ -55257,176 +55407,6 @@
       </w:pPr>
     </w:lvl>
   </w:abstractNum>
-  <w:abstractNum w:abstractNumId="99416">
-    <w:nsid w:val="00A99416"/>
-    <w:multiLevelType w:val="multilevel"/>
-    <w:lvl w:ilvl="0">
-      <w:start w:val="6"/>
-      <w:numFmt w:val="decimal"/>
-      <w:lvlText w:val="%1."/>
-      <w:lvlJc w:val="left"/>
-      <w:pPr>
-        <w:ind w:left="720" w:hanging="360"/>
-      </w:pPr>
-    </w:lvl>
-    <w:lvl w:ilvl="1">
-      <w:start w:val="6"/>
-      <w:numFmt w:val="decimal"/>
-      <w:lvlText w:val="%2."/>
-      <w:lvlJc w:val="left"/>
-      <w:pPr>
-        <w:ind w:left="1440" w:hanging="360"/>
-      </w:pPr>
-    </w:lvl>
-    <w:lvl w:ilvl="2">
-      <w:start w:val="6"/>
-      <w:numFmt w:val="decimal"/>
-      <w:lvlText w:val="%3."/>
-      <w:lvlJc w:val="left"/>
-      <w:pPr>
-        <w:ind w:left="2160" w:hanging="360"/>
-      </w:pPr>
-    </w:lvl>
-    <w:lvl w:ilvl="3">
-      <w:start w:val="6"/>
-      <w:numFmt w:val="decimal"/>
-      <w:lvlText w:val="%4."/>
-      <w:lvlJc w:val="left"/>
-      <w:pPr>
-        <w:ind w:left="2880" w:hanging="360"/>
-      </w:pPr>
-    </w:lvl>
-    <w:lvl w:ilvl="4">
-      <w:start w:val="6"/>
-      <w:numFmt w:val="decimal"/>
-      <w:lvlText w:val="%5."/>
-      <w:lvlJc w:val="left"/>
-      <w:pPr>
-        <w:ind w:left="3600" w:hanging="360"/>
-      </w:pPr>
-    </w:lvl>
-    <w:lvl w:ilvl="5">
-      <w:start w:val="6"/>
-      <w:numFmt w:val="decimal"/>
-      <w:lvlText w:val="%6."/>
-      <w:lvlJc w:val="left"/>
-      <w:pPr>
-        <w:ind w:left="4320" w:hanging="360"/>
-      </w:pPr>
-    </w:lvl>
-    <w:lvl w:ilvl="6">
-      <w:start w:val="6"/>
-      <w:numFmt w:val="decimal"/>
-      <w:lvlText w:val="%7."/>
-      <w:lvlJc w:val="left"/>
-      <w:pPr>
-        <w:ind w:left="5040" w:hanging="360"/>
-      </w:pPr>
-    </w:lvl>
-    <w:lvl w:ilvl="7">
-      <w:start w:val="6"/>
-      <w:numFmt w:val="decimal"/>
-      <w:lvlText w:val="%8."/>
-      <w:lvlJc w:val="left"/>
-      <w:pPr>
-        <w:ind w:left="5760" w:hanging="360"/>
-      </w:pPr>
-    </w:lvl>
-    <w:lvl w:ilvl="8">
-      <w:start w:val="6"/>
-      <w:numFmt w:val="decimal"/>
-      <w:lvlText w:val="%9."/>
-      <w:lvlJc w:val="left"/>
-      <w:pPr>
-        <w:ind w:left="6480" w:hanging="360"/>
-      </w:pPr>
-    </w:lvl>
-  </w:abstractNum>
-  <w:abstractNum w:abstractNumId="994111">
-    <w:nsid w:val="0A994111"/>
-    <w:multiLevelType w:val="multilevel"/>
-    <w:lvl w:ilvl="0">
-      <w:start w:val="11"/>
-      <w:numFmt w:val="decimal"/>
-      <w:lvlText w:val="%1."/>
-      <w:lvlJc w:val="left"/>
-      <w:pPr>
-        <w:ind w:left="720" w:hanging="360"/>
-      </w:pPr>
-    </w:lvl>
-    <w:lvl w:ilvl="1">
-      <w:start w:val="11"/>
-      <w:numFmt w:val="decimal"/>
-      <w:lvlText w:val="%2."/>
-      <w:lvlJc w:val="left"/>
-      <w:pPr>
-        <w:ind w:left="1440" w:hanging="360"/>
-      </w:pPr>
-    </w:lvl>
-    <w:lvl w:ilvl="2">
-      <w:start w:val="11"/>
-      <w:numFmt w:val="decimal"/>
-      <w:lvlText w:val="%3."/>
-      <w:lvlJc w:val="left"/>
-      <w:pPr>
-        <w:ind w:left="2160" w:hanging="360"/>
-      </w:pPr>
-    </w:lvl>
-    <w:lvl w:ilvl="3">
-      <w:start w:val="11"/>
-      <w:numFmt w:val="decimal"/>
-      <w:lvlText w:val="%4."/>
-      <w:lvlJc w:val="left"/>
-      <w:pPr>
-        <w:ind w:left="2880" w:hanging="360"/>
-      </w:pPr>
-    </w:lvl>
-    <w:lvl w:ilvl="4">
-      <w:start w:val="11"/>
-      <w:numFmt w:val="decimal"/>
-      <w:lvlText w:val="%5."/>
-      <w:lvlJc w:val="left"/>
-      <w:pPr>
-        <w:ind w:left="3600" w:hanging="360"/>
-      </w:pPr>
-    </w:lvl>
-    <w:lvl w:ilvl="5">
-      <w:start w:val="11"/>
-      <w:numFmt w:val="decimal"/>
-      <w:lvlText w:val="%6."/>
-      <w:lvlJc w:val="left"/>
-      <w:pPr>
-        <w:ind w:left="4320" w:hanging="360"/>
-      </w:pPr>
-    </w:lvl>
-    <w:lvl w:ilvl="6">
-      <w:start w:val="11"/>
-      <w:numFmt w:val="decimal"/>
-      <w:lvlText w:val="%7."/>
-      <w:lvlJc w:val="left"/>
-      <w:pPr>
-        <w:ind w:left="5040" w:hanging="360"/>
-      </w:pPr>
-    </w:lvl>
-    <w:lvl w:ilvl="7">
-      <w:start w:val="11"/>
-      <w:numFmt w:val="decimal"/>
-      <w:lvlText w:val="%8."/>
-      <w:lvlJc w:val="left"/>
-      <w:pPr>
-        <w:ind w:left="5760" w:hanging="360"/>
-      </w:pPr>
-    </w:lvl>
-    <w:lvl w:ilvl="8">
-      <w:start w:val="11"/>
-      <w:numFmt w:val="decimal"/>
-      <w:lvlText w:val="%9."/>
-      <w:lvlJc w:val="left"/>
-      <w:pPr>
-        <w:ind w:left="6480" w:hanging="360"/>
-      </w:pPr>
-    </w:lvl>
-  </w:abstractNum>
   <w:num w:numId="1000">
     <w:abstractNumId w:val="990"/>
   </w:num>
@@ -55539,6 +55519,9 @@
     <w:abstractNumId w:val="991"/>
   </w:num>
   <w:num w:numId="1019">
+    <w:abstractNumId w:val="991"/>
+  </w:num>
+  <w:num w:numId="1020">
     <w:abstractNumId w:val="99411"/>
     <w:lvlOverride w:ilvl="0">
       <w:startOverride w:val="1"/>
@@ -55568,70 +55551,10 @@
       <w:startOverride w:val="1"/>
     </w:lvlOverride>
   </w:num>
-  <w:num w:numId="1020">
-    <w:abstractNumId w:val="99416"/>
-    <w:lvlOverride w:ilvl="0">
-      <w:startOverride w:val="6"/>
-    </w:lvlOverride>
-    <w:lvlOverride w:ilvl="1">
-      <w:startOverride w:val="6"/>
-    </w:lvlOverride>
-    <w:lvlOverride w:ilvl="2">
-      <w:startOverride w:val="6"/>
-    </w:lvlOverride>
-    <w:lvlOverride w:ilvl="3">
-      <w:startOverride w:val="6"/>
-    </w:lvlOverride>
-    <w:lvlOverride w:ilvl="4">
-      <w:startOverride w:val="6"/>
-    </w:lvlOverride>
-    <w:lvlOverride w:ilvl="5">
-      <w:startOverride w:val="6"/>
-    </w:lvlOverride>
-    <w:lvlOverride w:ilvl="6">
-      <w:startOverride w:val="6"/>
-    </w:lvlOverride>
-    <w:lvlOverride w:ilvl="7">
-      <w:startOverride w:val="6"/>
-    </w:lvlOverride>
-    <w:lvlOverride w:ilvl="8">
-      <w:startOverride w:val="6"/>
-    </w:lvlOverride>
-  </w:num>
   <w:num w:numId="1021">
-    <w:abstractNumId w:val="994111"/>
-    <w:lvlOverride w:ilvl="0">
-      <w:startOverride w:val="11"/>
-    </w:lvlOverride>
-    <w:lvlOverride w:ilvl="1">
-      <w:startOverride w:val="11"/>
-    </w:lvlOverride>
-    <w:lvlOverride w:ilvl="2">
-      <w:startOverride w:val="11"/>
-    </w:lvlOverride>
-    <w:lvlOverride w:ilvl="3">
-      <w:startOverride w:val="11"/>
-    </w:lvlOverride>
-    <w:lvlOverride w:ilvl="4">
-      <w:startOverride w:val="11"/>
-    </w:lvlOverride>
-    <w:lvlOverride w:ilvl="5">
-      <w:startOverride w:val="11"/>
-    </w:lvlOverride>
-    <w:lvlOverride w:ilvl="6">
-      <w:startOverride w:val="11"/>
-    </w:lvlOverride>
-    <w:lvlOverride w:ilvl="7">
-      <w:startOverride w:val="11"/>
-    </w:lvlOverride>
-    <w:lvlOverride w:ilvl="8">
-      <w:startOverride w:val="11"/>
-    </w:lvlOverride>
+    <w:abstractNumId w:val="991"/>
   </w:num>
   <w:num w:numId="1022">
-    <w:abstractNumId w:val="991"/>
-  </w:num>
-  <w:num w:numId="1023">
     <w:abstractNumId w:val="99411"/>
     <w:lvlOverride w:ilvl="0">
       <w:startOverride w:val="1"/>
@@ -55661,40 +55584,7 @@
       <w:startOverride w:val="1"/>
     </w:lvlOverride>
   </w:num>
-  <w:num w:numId="1024">
-    <w:abstractNumId w:val="991"/>
-  </w:num>
-  <w:num w:numId="1025">
-    <w:abstractNumId w:val="99411"/>
-    <w:lvlOverride w:ilvl="0">
-      <w:startOverride w:val="1"/>
-    </w:lvlOverride>
-    <w:lvlOverride w:ilvl="1">
-      <w:startOverride w:val="1"/>
-    </w:lvlOverride>
-    <w:lvlOverride w:ilvl="2">
-      <w:startOverride w:val="1"/>
-    </w:lvlOverride>
-    <w:lvlOverride w:ilvl="3">
-      <w:startOverride w:val="1"/>
-    </w:lvlOverride>
-    <w:lvlOverride w:ilvl="4">
-      <w:startOverride w:val="1"/>
-    </w:lvlOverride>
-    <w:lvlOverride w:ilvl="5">
-      <w:startOverride w:val="1"/>
-    </w:lvlOverride>
-    <w:lvlOverride w:ilvl="6">
-      <w:startOverride w:val="1"/>
-    </w:lvlOverride>
-    <w:lvlOverride w:ilvl="7">
-      <w:startOverride w:val="1"/>
-    </w:lvlOverride>
-    <w:lvlOverride w:ilvl="8">
-      <w:startOverride w:val="1"/>
-    </w:lvlOverride>
-  </w:num>
-  <w:num w:numId="1026">
+  <w:num w:numId="1023">
     <w:abstractNumId w:val="991"/>
   </w:num>
 </w:numbering>

--- a/06-学生侧材料/讲义/3-物理化学/胶体与表面物理化学-超级充实版（自学完整）.docx
+++ b/06-学生侧材料/讲义/3-物理化学/胶体与表面物理化学-超级充实版（自学完整）.docx
@@ -84,35 +84,89 @@
         </w:pict>
       </w:r>
     </w:p>
-    <w:bookmarkStart w:id="9" w:name="学习目标可测量"/>
+    <w:bookmarkStart w:id="9" w:name="学习目标"/>
     <w:p>
       <w:pPr>
         <w:pStyle w:val="Heading2"/>
-        <w:spacing w:after="120" w:before="280"/>
+        <w:spacing w:before="280" w:after="120"/>
       </w:pPr>
       <w:r>
         <w:rPr>
           <w:rFonts w:hint="eastAsia" w:ascii="Times New Roman" w:hAnsi="Times New Roman" w:eastAsia="SimHei" w:cs="Times New Roman"/>
         </w:rPr>
-        <w:t>学习目标</w:t>
-      </w:r>
-      <w:r>
-        <w:rPr>
-          <w:rFonts w:hint="eastAsia" w:ascii="Times New Roman" w:hAnsi="Times New Roman" w:eastAsia="Times New Roman" w:cs="Times New Roman"/>
-        </w:rPr>
-        <w:t>（</w:t>
-      </w:r>
-      <w:r>
-        <w:rPr>
-          <w:rFonts w:hint="eastAsia" w:ascii="Times New Roman" w:hAnsi="Times New Roman" w:eastAsia="SimHei" w:cs="Times New Roman"/>
-        </w:rPr>
-        <w:t>可测量</w:t>
-      </w:r>
-      <w:r>
-        <w:rPr>
-          <w:rFonts w:hint="eastAsia" w:ascii="Times New Roman" w:hAnsi="Times New Roman" w:eastAsia="Times New Roman" w:cs="Times New Roman"/>
-        </w:rPr>
-        <w:t>）</w:t>
+        <w:t xml:space="preserve">学习目标</w:t>
+      </w:r>
+    </w:p>
+    <w:p>
+      <w:pPr>
+        <w:pStyle w:val="BlockText"/>
+        <w:spacing w:after="80"/>
+      </w:pPr>
+      <w:r>
+        <w:rPr>
+          <w:rFonts w:hint="eastAsia" w:ascii="Times New Roman" w:hAnsi="Times New Roman" w:eastAsia="FangSong" w:cs="Times New Roman"/>
+        </w:rPr>
+        <w:t>对齐考纲</w:t>
+      </w:r>
+      <w:r>
+        <w:rPr>
+          <w:rFonts w:hint="eastAsia" w:ascii="Times New Roman" w:hAnsi="Times New Roman" w:eastAsia="Times New Roman" w:cs="Times New Roman"/>
+        </w:rPr>
+        <w:t>：</w:t>
+      </w:r>
+      <w:r>
+        <w:rPr>
+          <w:rFonts w:hint="eastAsia" w:ascii="Times New Roman" w:hAnsi="Times New Roman" w:eastAsia="FangSong" w:cs="Times New Roman"/>
+        </w:rPr>
+        <w:t>决赛</w:t>
+      </w:r>
+      <w:r>
+        <w:rPr>
+          <w:rFonts w:hint="eastAsia" w:ascii="Times New Roman" w:hAnsi="Times New Roman" w:eastAsia="Times New Roman" w:cs="Times New Roman"/>
+        </w:rPr>
+        <w:t>06</w:t>
+      </w:r>
+      <w:r>
+        <w:rPr>
+          <w:rFonts w:ascii="Times New Roman" w:hAnsi="Times New Roman" w:eastAsia="Times New Roman" w:cs="Times New Roman"/>
+        </w:rPr>
+        <w:t xml:space="preserve"> </w:t>
+      </w:r>
+      <w:r>
+        <w:rPr>
+          <w:rFonts w:hint="eastAsia" w:ascii="Times New Roman" w:hAnsi="Times New Roman" w:eastAsia="FangSong" w:cs="Times New Roman"/>
+        </w:rPr>
+        <w:t xml:space="preserve">两亲性分子和胶体</w:t>
+      </w:r>
+      <w:r>
+        <w:rPr>
+          <w:rFonts w:ascii="Times New Roman" w:hAnsi="Times New Roman" w:eastAsia="Times New Roman" w:cs="Times New Roman"/>
+        </w:rPr>
+        <w:t xml:space="preserve"> · </w:t>
+      </w:r>
+      <w:r>
+        <w:rPr>
+          <w:rFonts w:hint="eastAsia" w:ascii="Times New Roman" w:hAnsi="Times New Roman" w:eastAsia="FangSong" w:cs="Times New Roman"/>
+        </w:rPr>
+        <w:t>决赛</w:t>
+      </w:r>
+      <w:r>
+        <w:rPr>
+          <w:rFonts w:hint="eastAsia" w:ascii="Times New Roman" w:hAnsi="Times New Roman" w:eastAsia="Times New Roman" w:cs="Times New Roman"/>
+        </w:rPr>
+        <w:t>09</w:t>
+      </w:r>
+      <w:r>
+        <w:rPr>
+          <w:rFonts w:ascii="Times New Roman" w:hAnsi="Times New Roman" w:eastAsia="Times New Roman" w:cs="Times New Roman"/>
+        </w:rPr>
+        <w:t xml:space="preserve"> </w:t>
+      </w:r>
+      <w:r>
+        <w:rPr>
+          <w:rFonts w:hint="eastAsia" w:ascii="Times New Roman" w:hAnsi="Times New Roman" w:eastAsia="FangSong" w:cs="Times New Roman"/>
+        </w:rPr>
+        <w:t xml:space="preserve">表面物理化学</w:t>
       </w:r>
     </w:p>
     <w:tbl>
@@ -123,9 +177,8 @@
         <w:tblLook w:firstRow="1" w:lastRow="0" w:firstColumn="0" w:lastColumn="0" w:noHBand="0" w:noVBand="0" w:val="0020"/>
       </w:tblPr>
       <w:tblGrid>
-        <w:gridCol w:w="2640"/>
-        <w:gridCol w:w="2640"/>
-        <w:gridCol w:w="2640"/>
+        <w:gridCol w:w="3960"/>
+        <w:gridCol w:w="3960"/>
       </w:tblGrid>
       <w:tr>
         <w:trPr>
@@ -140,10 +193,10 @@
             </w:pPr>
             <w:r>
               <w:rPr>
-                <w:rFonts w:ascii="Times New Roman" w:hAnsi="Times New Roman" w:eastAsia="Times New Roman" w:cs="Times New Roman"/>
+                <w:rFonts w:hint="eastAsia" w:ascii="Times New Roman" w:hAnsi="Times New Roman" w:eastAsia="SimHei" w:cs="Times New Roman"/>
                 <w:b/>
               </w:rPr>
-              <w:t xml:space="preserve">#</w:t>
+              <w:t xml:space="preserve">考纲条目</w:t>
             </w:r>
           </w:p>
         </w:tc>
@@ -159,23 +212,7 @@
                 <w:rFonts w:hint="eastAsia" w:ascii="Times New Roman" w:hAnsi="Times New Roman" w:eastAsia="SimHei" w:cs="Times New Roman"/>
                 <w:b/>
               </w:rPr>
-              <w:t xml:space="preserve">目标</w:t>
-            </w:r>
-          </w:p>
-        </w:tc>
-        <w:tc>
-          <w:tcPr/>
-          <w:p>
-            <w:pPr>
-              <w:pStyle w:val="Compact"/>
-              <w:jc w:val="center"/>
-            </w:pPr>
-            <w:r>
-              <w:rPr>
-                <w:rFonts w:hint="eastAsia" w:ascii="Times New Roman" w:hAnsi="Times New Roman" w:eastAsia="SimHei" w:cs="Times New Roman"/>
-                <w:b/>
-              </w:rPr>
-              <w:t xml:space="preserve">达成判据</w:t>
+              <w:t xml:space="preserve">学完本讲你应能</w:t>
             </w:r>
           </w:p>
         </w:tc>
@@ -190,9 +227,39 @@
             </w:pPr>
             <w:r>
               <w:rPr>
+                <w:rFonts w:hint="eastAsia" w:ascii="Times New Roman" w:hAnsi="Times New Roman" w:eastAsia="FangSong" w:cs="Times New Roman"/>
+              </w:rPr>
+              <w:t>决赛</w:t>
+            </w:r>
+            <w:r>
+              <w:rPr>
+                <w:rFonts w:hint="eastAsia" w:ascii="Times New Roman" w:hAnsi="Times New Roman" w:eastAsia="Times New Roman" w:cs="Times New Roman"/>
+              </w:rPr>
+              <w:t>06</w:t>
+            </w:r>
+            <w:r>
+              <w:rPr>
                 <w:rFonts w:ascii="Times New Roman" w:hAnsi="Times New Roman" w:eastAsia="Times New Roman" w:cs="Times New Roman"/>
               </w:rPr>
-              <w:t xml:space="preserve">1</w:t>
+              <w:t xml:space="preserve"> </w:t>
+            </w:r>
+            <w:r>
+              <w:rPr>
+                <w:rFonts w:hint="eastAsia" w:ascii="Times New Roman" w:hAnsi="Times New Roman" w:eastAsia="FangSong" w:cs="Times New Roman"/>
+              </w:rPr>
+              <w:t xml:space="preserve">两亲性分子和胶体</w:t>
+            </w:r>
+            <w:r>
+              <w:rPr>
+                <w:rFonts w:ascii="Times New Roman" w:hAnsi="Times New Roman" w:eastAsia="Times New Roman" w:cs="Times New Roman"/>
+              </w:rPr>
+              <w:t xml:space="preserve"> · </w:t>
+            </w:r>
+            <w:r>
+              <w:rPr>
+                <w:rFonts w:hint="eastAsia" w:ascii="Times New Roman" w:hAnsi="Times New Roman" w:eastAsia="FangSong" w:cs="Times New Roman"/>
+              </w:rPr>
+              <w:t xml:space="preserve">胶体的稳定性与聚沉</w:t>
             </w:r>
           </w:p>
         </w:tc>
@@ -261,17 +328,8 @@
               <w:rPr>
                 <w:rFonts w:hint="eastAsia" w:ascii="Times New Roman" w:hAnsi="Times New Roman" w:eastAsia="Times New Roman" w:cs="Times New Roman"/>
               </w:rPr>
-              <w:t>）</w:t>
-            </w:r>
-          </w:p>
-        </w:tc>
-        <w:tc>
-          <w:tcPr/>
-          <w:p>
-            <w:pPr>
-              <w:pStyle w:val="Compact"/>
-              <w:jc w:val="center"/>
-            </w:pPr>
+              <w:t>）；</w:t>
+            </w:r>
             <w:r>
               <w:rPr>
                 <w:rFonts w:hint="eastAsia" w:ascii="Times New Roman" w:hAnsi="Times New Roman" w:eastAsia="FangSong" w:cs="Times New Roman"/>
@@ -294,7 +352,43 @@
               <w:rPr>
                 <w:rFonts w:hint="eastAsia" w:ascii="Times New Roman" w:hAnsi="Times New Roman" w:eastAsia="Times New Roman" w:cs="Times New Roman"/>
               </w:rPr>
-              <w:t>”</w:t>
+              <w:t>”；</w:t>
+            </w:r>
+            <w:r>
+              <w:rPr>
+                <w:rFonts w:hint="eastAsia" w:ascii="Times New Roman" w:hAnsi="Times New Roman" w:eastAsia="FangSong" w:cs="Times New Roman"/>
+              </w:rPr>
+              <w:t>用</w:t>
+            </w:r>
+            <w:r>
+              <w:rPr>
+                <w:rFonts w:ascii="Times New Roman" w:hAnsi="Times New Roman" w:eastAsia="Times New Roman" w:cs="Times New Roman"/>
+              </w:rPr>
+              <w:t xml:space="preserve"> Schulze-Hardy </w:t>
+            </w:r>
+            <w:r>
+              <w:rPr>
+                <w:rFonts w:hint="eastAsia" w:ascii="Times New Roman" w:hAnsi="Times New Roman" w:eastAsia="FangSong" w:cs="Times New Roman"/>
+              </w:rPr>
+              <w:t>规则比较电解质聚沉能力</w:t>
+            </w:r>
+            <w:r>
+              <w:rPr>
+                <w:rFonts w:hint="eastAsia" w:ascii="Times New Roman" w:hAnsi="Times New Roman" w:eastAsia="Times New Roman" w:cs="Times New Roman"/>
+              </w:rPr>
+              <w:t>；1:64:729</w:t>
+            </w:r>
+            <w:r>
+              <w:rPr>
+                <w:rFonts w:ascii="Times New Roman" w:hAnsi="Times New Roman" w:eastAsia="Times New Roman" w:cs="Times New Roman"/>
+              </w:rPr>
+              <w:t xml:space="preserve"> </w:t>
+            </w:r>
+            <w:r>
+              <w:rPr>
+                <w:rFonts w:hint="eastAsia" w:ascii="Times New Roman" w:hAnsi="Times New Roman" w:eastAsia="FangSong" w:cs="Times New Roman"/>
+              </w:rPr>
+              <w:t xml:space="preserve">数值脱口而出</w:t>
             </w:r>
           </w:p>
         </w:tc>
@@ -309,9 +403,45 @@
             </w:pPr>
             <w:r>
               <w:rPr>
+                <w:rFonts w:hint="eastAsia" w:ascii="Times New Roman" w:hAnsi="Times New Roman" w:eastAsia="FangSong" w:cs="Times New Roman"/>
+              </w:rPr>
+              <w:t>决赛</w:t>
+            </w:r>
+            <w:r>
+              <w:rPr>
+                <w:rFonts w:hint="eastAsia" w:ascii="Times New Roman" w:hAnsi="Times New Roman" w:eastAsia="Times New Roman" w:cs="Times New Roman"/>
+              </w:rPr>
+              <w:t>06</w:t>
+            </w:r>
+            <w:r>
+              <w:rPr>
                 <w:rFonts w:ascii="Times New Roman" w:hAnsi="Times New Roman" w:eastAsia="Times New Roman" w:cs="Times New Roman"/>
               </w:rPr>
-              <w:t xml:space="preserve">2</w:t>
+              <w:t xml:space="preserve"> </w:t>
+            </w:r>
+            <w:r>
+              <w:rPr>
+                <w:rFonts w:hint="eastAsia" w:ascii="Times New Roman" w:hAnsi="Times New Roman" w:eastAsia="FangSong" w:cs="Times New Roman"/>
+              </w:rPr>
+              <w:t xml:space="preserve">两亲性分子和胶体</w:t>
+            </w:r>
+            <w:r>
+              <w:rPr>
+                <w:rFonts w:ascii="Times New Roman" w:hAnsi="Times New Roman" w:eastAsia="Times New Roman" w:cs="Times New Roman"/>
+              </w:rPr>
+              <w:t xml:space="preserve"> · </w:t>
+            </w:r>
+            <w:r>
+              <w:rPr>
+                <w:rFonts w:hint="eastAsia" w:ascii="Times New Roman" w:hAnsi="Times New Roman" w:eastAsia="FangSong" w:cs="Times New Roman"/>
+              </w:rPr>
+              <w:t xml:space="preserve">两亲性分子与</w:t>
+            </w:r>
+            <w:r>
+              <w:rPr>
+                <w:rFonts w:ascii="Times New Roman" w:hAnsi="Times New Roman" w:eastAsia="Times New Roman" w:cs="Times New Roman"/>
+              </w:rPr>
+              <w:t xml:space="preserve"> CMC</w:t>
             </w:r>
           </w:p>
         </w:tc>
@@ -368,22 +498,19 @@
               <w:rPr>
                 <w:rFonts w:hint="eastAsia" w:ascii="Times New Roman" w:hAnsi="Times New Roman" w:eastAsia="FangSong" w:cs="Times New Roman"/>
               </w:rPr>
-              <w:t xml:space="preserve">表面活性剂行为差异</w:t>
-            </w:r>
-          </w:p>
-        </w:tc>
-        <w:tc>
-          <w:tcPr/>
-          <w:p>
-            <w:pPr>
-              <w:pStyle w:val="Compact"/>
-              <w:jc w:val="center"/>
-            </w:pPr>
+              <w:t>表面活性剂行为差异</w:t>
+            </w:r>
+            <w:r>
+              <w:rPr>
+                <w:rFonts w:hint="eastAsia" w:ascii="Times New Roman" w:hAnsi="Times New Roman" w:eastAsia="Times New Roman" w:cs="Times New Roman"/>
+              </w:rPr>
+              <w:t>；</w:t>
+            </w:r>
             <w:r>
               <w:rPr>
                 <w:rFonts w:hint="eastAsia" w:ascii="Times New Roman" w:hAnsi="Times New Roman" w:eastAsia="FangSong" w:cs="Times New Roman"/>
               </w:rPr>
-              <w:t xml:space="preserve">能解释</w:t>
+              <w:t>能解释</w:t>
             </w:r>
             <w:r>
               <w:rPr>
@@ -410,9 +537,39 @@
             </w:pPr>
             <w:r>
               <w:rPr>
+                <w:rFonts w:hint="eastAsia" w:ascii="Times New Roman" w:hAnsi="Times New Roman" w:eastAsia="FangSong" w:cs="Times New Roman"/>
+              </w:rPr>
+              <w:t>决赛</w:t>
+            </w:r>
+            <w:r>
+              <w:rPr>
+                <w:rFonts w:hint="eastAsia" w:ascii="Times New Roman" w:hAnsi="Times New Roman" w:eastAsia="Times New Roman" w:cs="Times New Roman"/>
+              </w:rPr>
+              <w:t>09</w:t>
+            </w:r>
+            <w:r>
+              <w:rPr>
                 <w:rFonts w:ascii="Times New Roman" w:hAnsi="Times New Roman" w:eastAsia="Times New Roman" w:cs="Times New Roman"/>
               </w:rPr>
-              <w:t xml:space="preserve">3</w:t>
+              <w:t xml:space="preserve"> </w:t>
+            </w:r>
+            <w:r>
+              <w:rPr>
+                <w:rFonts w:hint="eastAsia" w:ascii="Times New Roman" w:hAnsi="Times New Roman" w:eastAsia="FangSong" w:cs="Times New Roman"/>
+              </w:rPr>
+              <w:t xml:space="preserve">表面物理化学</w:t>
+            </w:r>
+            <w:r>
+              <w:rPr>
+                <w:rFonts w:ascii="Times New Roman" w:hAnsi="Times New Roman" w:eastAsia="Times New Roman" w:cs="Times New Roman"/>
+              </w:rPr>
+              <w:t xml:space="preserve"> · </w:t>
+            </w:r>
+            <w:r>
+              <w:rPr>
+                <w:rFonts w:hint="eastAsia" w:ascii="Times New Roman" w:hAnsi="Times New Roman" w:eastAsia="FangSong" w:cs="Times New Roman"/>
+              </w:rPr>
+              <w:t xml:space="preserve">吸附类型与吸附等温式</w:t>
             </w:r>
           </w:p>
         </w:tc>
@@ -445,22 +602,13 @@
               <w:rPr>
                 <w:rFonts w:hint="eastAsia" w:ascii="Times New Roman" w:hAnsi="Times New Roman" w:eastAsia="Times New Roman" w:cs="Times New Roman"/>
               </w:rPr>
-              <w:t>（θ、K、Vm）</w:t>
-            </w:r>
-          </w:p>
-        </w:tc>
-        <w:tc>
-          <w:tcPr/>
-          <w:p>
-            <w:pPr>
-              <w:pStyle w:val="Compact"/>
-              <w:jc w:val="center"/>
-            </w:pPr>
+              <w:t>（θ、K、Vm）；</w:t>
+            </w:r>
             <w:r>
               <w:rPr>
                 <w:rFonts w:hint="eastAsia" w:ascii="Times New Roman" w:hAnsi="Times New Roman" w:eastAsia="FangSong" w:cs="Times New Roman"/>
               </w:rPr>
-              <w:t xml:space="preserve">线性化</w:t>
+              <w:t>线性化</w:t>
             </w:r>
             <w:r>
               <w:rPr>
@@ -478,155 +626,67 @@
               <w:rPr>
                 <w:rFonts w:ascii="Times New Roman" w:hAnsi="Times New Roman" w:eastAsia="Times New Roman" w:cs="Times New Roman"/>
               </w:rPr>
-              <w:t xml:space="preserve"> ≥ 85%</w:t>
-            </w:r>
-          </w:p>
-        </w:tc>
-      </w:tr>
-      <w:tr>
-        <w:tc>
-          <w:tcPr/>
-          <w:p>
-            <w:pPr>
-              <w:pStyle w:val="Compact"/>
-              <w:jc w:val="center"/>
-            </w:pPr>
-            <w:r>
-              <w:rPr>
-                <w:rFonts w:ascii="Times New Roman" w:hAnsi="Times New Roman" w:eastAsia="Times New Roman" w:cs="Times New Roman"/>
-              </w:rPr>
-              <w:t xml:space="preserve">4</w:t>
-            </w:r>
-          </w:p>
-        </w:tc>
-        <w:tc>
-          <w:tcPr/>
-          <w:p>
-            <w:pPr>
-              <w:pStyle w:val="Compact"/>
-              <w:jc w:val="center"/>
-            </w:pPr>
+              <w:t xml:space="preserve"> ≥ </w:t>
+            </w:r>
+            <w:r>
+              <w:rPr>
+                <w:rFonts w:hint="eastAsia" w:ascii="Times New Roman" w:hAnsi="Times New Roman" w:eastAsia="Times New Roman" w:cs="Times New Roman"/>
+              </w:rPr>
+              <w:t>85%；</w:t>
+            </w:r>
             <w:r>
               <w:rPr>
                 <w:rFonts w:hint="eastAsia" w:ascii="Times New Roman" w:hAnsi="Times New Roman" w:eastAsia="FangSong" w:cs="Times New Roman"/>
               </w:rPr>
-              <w:t xml:space="preserve">用</w:t>
-            </w:r>
-            <w:r>
-              <w:rPr>
-                <w:rFonts w:ascii="Times New Roman" w:hAnsi="Times New Roman" w:eastAsia="Times New Roman" w:cs="Times New Roman"/>
-              </w:rPr>
-              <w:t xml:space="preserve"> Schulze-Hardy </w:t>
+              <w:t>区分物理</w:t>
+            </w:r>
+            <w:r>
+              <w:rPr>
+                <w:rFonts w:hint="eastAsia" w:ascii="Times New Roman" w:hAnsi="Times New Roman" w:eastAsia="Times New Roman" w:cs="Times New Roman"/>
+              </w:rPr>
+              <w:t>/</w:t>
             </w:r>
             <w:r>
               <w:rPr>
                 <w:rFonts w:hint="eastAsia" w:ascii="Times New Roman" w:hAnsi="Times New Roman" w:eastAsia="FangSong" w:cs="Times New Roman"/>
               </w:rPr>
-              <w:t xml:space="preserve">规则比较电解质聚沉能力</w:t>
-            </w:r>
-          </w:p>
-        </w:tc>
-        <w:tc>
-          <w:tcPr/>
-          <w:p>
-            <w:pPr>
-              <w:pStyle w:val="Compact"/>
-              <w:jc w:val="center"/>
-            </w:pPr>
-            <w:r>
-              <w:rPr>
-                <w:rFonts w:ascii="Times New Roman" w:hAnsi="Times New Roman" w:eastAsia="Times New Roman" w:cs="Times New Roman"/>
-              </w:rPr>
-              <w:t xml:space="preserve">1:64:729 </w:t>
+              <w:t>化学吸附</w:t>
+            </w:r>
+            <w:r>
+              <w:rPr>
+                <w:rFonts w:hint="eastAsia" w:ascii="Times New Roman" w:hAnsi="Times New Roman" w:eastAsia="Times New Roman" w:cs="Times New Roman"/>
+              </w:rPr>
+              <w:t>、</w:t>
             </w:r>
             <w:r>
               <w:rPr>
                 <w:rFonts w:hint="eastAsia" w:ascii="Times New Roman" w:hAnsi="Times New Roman" w:eastAsia="FangSong" w:cs="Times New Roman"/>
               </w:rPr>
-              <w:t xml:space="preserve">数值脱口而出</w:t>
-            </w:r>
-          </w:p>
-        </w:tc>
-      </w:tr>
-      <w:tr>
-        <w:tc>
-          <w:tcPr/>
-          <w:p>
-            <w:pPr>
-              <w:pStyle w:val="Compact"/>
-              <w:jc w:val="center"/>
-            </w:pPr>
-            <w:r>
-              <w:rPr>
-                <w:rFonts w:ascii="Times New Roman" w:hAnsi="Times New Roman" w:eastAsia="Times New Roman" w:cs="Times New Roman"/>
-              </w:rPr>
-              <w:t xml:space="preserve">5</w:t>
-            </w:r>
-          </w:p>
-        </w:tc>
-        <w:tc>
-          <w:tcPr/>
-          <w:p>
-            <w:pPr>
-              <w:pStyle w:val="Compact"/>
-              <w:jc w:val="center"/>
-            </w:pPr>
+              <w:t>单层</w:t>
+            </w:r>
+            <w:r>
+              <w:rPr>
+                <w:rFonts w:hint="eastAsia" w:ascii="Times New Roman" w:hAnsi="Times New Roman" w:eastAsia="Times New Roman" w:cs="Times New Roman"/>
+              </w:rPr>
+              <w:t>/</w:t>
+            </w:r>
             <w:r>
               <w:rPr>
                 <w:rFonts w:hint="eastAsia" w:ascii="Times New Roman" w:hAnsi="Times New Roman" w:eastAsia="FangSong" w:cs="Times New Roman"/>
               </w:rPr>
-              <w:t>区分物理</w:t>
+              <w:t>多层吸附</w:t>
             </w:r>
             <w:r>
               <w:rPr>
                 <w:rFonts w:hint="eastAsia" w:ascii="Times New Roman" w:hAnsi="Times New Roman" w:eastAsia="Times New Roman" w:cs="Times New Roman"/>
               </w:rPr>
-              <w:t>/</w:t>
+              <w:t>；</w:t>
             </w:r>
             <w:r>
               <w:rPr>
                 <w:rFonts w:hint="eastAsia" w:ascii="Times New Roman" w:hAnsi="Times New Roman" w:eastAsia="FangSong" w:cs="Times New Roman"/>
               </w:rPr>
-              <w:t>化学吸附</w:t>
-            </w:r>
-            <w:r>
-              <w:rPr>
-                <w:rFonts w:hint="eastAsia" w:ascii="Times New Roman" w:hAnsi="Times New Roman" w:eastAsia="Times New Roman" w:cs="Times New Roman"/>
-              </w:rPr>
-              <w:t>、</w:t>
-            </w:r>
-            <w:r>
-              <w:rPr>
-                <w:rFonts w:hint="eastAsia" w:ascii="Times New Roman" w:hAnsi="Times New Roman" w:eastAsia="FangSong" w:cs="Times New Roman"/>
-              </w:rPr>
-              <w:t>单层</w:t>
-            </w:r>
-            <w:r>
-              <w:rPr>
-                <w:rFonts w:hint="eastAsia" w:ascii="Times New Roman" w:hAnsi="Times New Roman" w:eastAsia="Times New Roman" w:cs="Times New Roman"/>
-              </w:rPr>
-              <w:t>/</w:t>
-            </w:r>
-            <w:r>
-              <w:rPr>
-                <w:rFonts w:hint="eastAsia" w:ascii="Times New Roman" w:hAnsi="Times New Roman" w:eastAsia="FangSong" w:cs="Times New Roman"/>
-              </w:rPr>
-              <w:t>多层吸附</w:t>
-            </w:r>
-          </w:p>
-        </w:tc>
-        <w:tc>
-          <w:tcPr/>
-          <w:p>
-            <w:pPr>
-              <w:pStyle w:val="Compact"/>
-              <w:jc w:val="center"/>
-            </w:pPr>
-            <w:r>
-              <w:rPr>
-                <w:rFonts w:hint="eastAsia" w:ascii="Times New Roman" w:hAnsi="Times New Roman" w:eastAsia="FangSong" w:cs="Times New Roman"/>
-              </w:rPr>
-              <w:t xml:space="preserve">能选对</w:t>
+              <w:t>能选对</w:t>
             </w:r>
             <w:r>
               <w:rPr>

--- a/06-学生侧材料/讲义/3-物理化学/胶体与表面物理化学-超级充实版（自学完整）.docx
+++ b/06-学生侧材料/讲义/3-物理化学/胶体与表面物理化学-超级充实版（自学完整）.docx
@@ -55382,91 +55382,6 @@
       </w:pPr>
     </w:lvl>
   </w:abstractNum>
-  <w:abstractNum w:abstractNumId="99411">
-    <w:nsid w:val="00A99411"/>
-    <w:multiLevelType w:val="multilevel"/>
-    <w:lvl w:ilvl="0">
-      <w:start w:val="1"/>
-      <w:numFmt w:val="decimal"/>
-      <w:lvlText w:val="%1."/>
-      <w:lvlJc w:val="left"/>
-      <w:pPr>
-        <w:ind w:left="720" w:hanging="360"/>
-      </w:pPr>
-    </w:lvl>
-    <w:lvl w:ilvl="1">
-      <w:start w:val="1"/>
-      <w:numFmt w:val="decimal"/>
-      <w:lvlText w:val="%2."/>
-      <w:lvlJc w:val="left"/>
-      <w:pPr>
-        <w:ind w:left="1440" w:hanging="360"/>
-      </w:pPr>
-    </w:lvl>
-    <w:lvl w:ilvl="2">
-      <w:start w:val="1"/>
-      <w:numFmt w:val="decimal"/>
-      <w:lvlText w:val="%3."/>
-      <w:lvlJc w:val="left"/>
-      <w:pPr>
-        <w:ind w:left="2160" w:hanging="360"/>
-      </w:pPr>
-    </w:lvl>
-    <w:lvl w:ilvl="3">
-      <w:start w:val="1"/>
-      <w:numFmt w:val="decimal"/>
-      <w:lvlText w:val="%4."/>
-      <w:lvlJc w:val="left"/>
-      <w:pPr>
-        <w:ind w:left="2880" w:hanging="360"/>
-      </w:pPr>
-    </w:lvl>
-    <w:lvl w:ilvl="4">
-      <w:start w:val="1"/>
-      <w:numFmt w:val="decimal"/>
-      <w:lvlText w:val="%5."/>
-      <w:lvlJc w:val="left"/>
-      <w:pPr>
-        <w:ind w:left="3600" w:hanging="360"/>
-      </w:pPr>
-    </w:lvl>
-    <w:lvl w:ilvl="5">
-      <w:start w:val="1"/>
-      <w:numFmt w:val="decimal"/>
-      <w:lvlText w:val="%6."/>
-      <w:lvlJc w:val="left"/>
-      <w:pPr>
-        <w:ind w:left="4320" w:hanging="360"/>
-      </w:pPr>
-    </w:lvl>
-    <w:lvl w:ilvl="6">
-      <w:start w:val="1"/>
-      <w:numFmt w:val="decimal"/>
-      <w:lvlText w:val="%7."/>
-      <w:lvlJc w:val="left"/>
-      <w:pPr>
-        <w:ind w:left="5040" w:hanging="360"/>
-      </w:pPr>
-    </w:lvl>
-    <w:lvl w:ilvl="7">
-      <w:start w:val="1"/>
-      <w:numFmt w:val="decimal"/>
-      <w:lvlText w:val="%8."/>
-      <w:lvlJc w:val="left"/>
-      <w:pPr>
-        <w:ind w:left="5760" w:hanging="360"/>
-      </w:pPr>
-    </w:lvl>
-    <w:lvl w:ilvl="8">
-      <w:start w:val="1"/>
-      <w:numFmt w:val="decimal"/>
-      <w:lvlText w:val="%9."/>
-      <w:lvlJc w:val="left"/>
-      <w:pPr>
-        <w:ind w:left="6480" w:hanging="360"/>
-      </w:pPr>
-    </w:lvl>
-  </w:abstractNum>
   <w:num w:numId="1000">
     <w:abstractNumId w:val="990"/>
   </w:num>
@@ -55582,67 +55497,13 @@
     <w:abstractNumId w:val="991"/>
   </w:num>
   <w:num w:numId="1020">
-    <w:abstractNumId w:val="99411"/>
-    <w:lvlOverride w:ilvl="0">
-      <w:startOverride w:val="1"/>
-    </w:lvlOverride>
-    <w:lvlOverride w:ilvl="1">
-      <w:startOverride w:val="1"/>
-    </w:lvlOverride>
-    <w:lvlOverride w:ilvl="2">
-      <w:startOverride w:val="1"/>
-    </w:lvlOverride>
-    <w:lvlOverride w:ilvl="3">
-      <w:startOverride w:val="1"/>
-    </w:lvlOverride>
-    <w:lvlOverride w:ilvl="4">
-      <w:startOverride w:val="1"/>
-    </w:lvlOverride>
-    <w:lvlOverride w:ilvl="5">
-      <w:startOverride w:val="1"/>
-    </w:lvlOverride>
-    <w:lvlOverride w:ilvl="6">
-      <w:startOverride w:val="1"/>
-    </w:lvlOverride>
-    <w:lvlOverride w:ilvl="7">
-      <w:startOverride w:val="1"/>
-    </w:lvlOverride>
-    <w:lvlOverride w:ilvl="8">
-      <w:startOverride w:val="1"/>
-    </w:lvlOverride>
+    <w:abstractNumId w:val="991"/>
   </w:num>
   <w:num w:numId="1021">
     <w:abstractNumId w:val="991"/>
   </w:num>
   <w:num w:numId="1022">
-    <w:abstractNumId w:val="99411"/>
-    <w:lvlOverride w:ilvl="0">
-      <w:startOverride w:val="1"/>
-    </w:lvlOverride>
-    <w:lvlOverride w:ilvl="1">
-      <w:startOverride w:val="1"/>
-    </w:lvlOverride>
-    <w:lvlOverride w:ilvl="2">
-      <w:startOverride w:val="1"/>
-    </w:lvlOverride>
-    <w:lvlOverride w:ilvl="3">
-      <w:startOverride w:val="1"/>
-    </w:lvlOverride>
-    <w:lvlOverride w:ilvl="4">
-      <w:startOverride w:val="1"/>
-    </w:lvlOverride>
-    <w:lvlOverride w:ilvl="5">
-      <w:startOverride w:val="1"/>
-    </w:lvlOverride>
-    <w:lvlOverride w:ilvl="6">
-      <w:startOverride w:val="1"/>
-    </w:lvlOverride>
-    <w:lvlOverride w:ilvl="7">
-      <w:startOverride w:val="1"/>
-    </w:lvlOverride>
-    <w:lvlOverride w:ilvl="8">
-      <w:startOverride w:val="1"/>
-    </w:lvlOverride>
+    <w:abstractNumId w:val="991"/>
   </w:num>
   <w:num w:numId="1023">
     <w:abstractNumId w:val="991"/>

--- a/06-学生侧材料/讲义/3-物理化学/胶体与表面物理化学-超级充实版（自学完整）.docx
+++ b/06-学生侧材料/讲义/3-物理化学/胶体与表面物理化学-超级充实版（自学完整）.docx
@@ -36258,13 +36258,17 @@
           <w:b/>
           <w:bCs/>
         </w:rPr>
-        <w:t xml:space="preserve">1. </w:t>
-      </w:r>
-      <w:r>
-        <w:rPr>
-          <w:rFonts w:hint="eastAsia" w:ascii="Times New Roman" w:hAnsi="Times New Roman" w:eastAsia="FangSong" w:cs="Times New Roman"/>
-          <w:b/>
-          <w:bCs/>
+        <w:t xml:space="preserve">1.</w:t>
+      </w:r>
+      <w:r>
+        <w:rPr>
+          <w:rFonts w:ascii="Times New Roman" w:hAnsi="Times New Roman" w:eastAsia="Times New Roman" w:cs="Times New Roman"/>
+        </w:rPr>
+        <w:t xml:space="preserve"> </w:t>
+      </w:r>
+      <w:r>
+        <w:rPr>
+          <w:rFonts w:hint="eastAsia" w:ascii="Times New Roman" w:hAnsi="Times New Roman" w:eastAsia="FangSong" w:cs="Times New Roman"/>
         </w:rPr>
         <w:t xml:space="preserve">丁达尔效应</w:t>
       </w:r>
@@ -36783,13 +36787,23 @@
           <w:b/>
           <w:bCs/>
         </w:rPr>
-        <w:t>2. Fe(OH)</w:t>
-      </w:r>
-      <w:r>
-        <w:rPr>
-          <w:rFonts w:ascii="Times New Roman" w:hAnsi="Times New Roman" w:eastAsia="Times New Roman" w:cs="Times New Roman"/>
-          <w:b/>
-          <w:bCs/>
+        <w:t xml:space="preserve">2.</w:t>
+      </w:r>
+      <w:r>
+        <w:rPr>
+          <w:rFonts w:ascii="Times New Roman" w:hAnsi="Times New Roman" w:eastAsia="Times New Roman" w:cs="Times New Roman"/>
+        </w:rPr>
+        <w:t xml:space="preserve"> </w:t>
+      </w:r>
+      <w:r>
+        <w:rPr>
+          <w:rFonts w:ascii="Times New Roman" w:hAnsi="Times New Roman" w:eastAsia="Times New Roman" w:cs="Times New Roman"/>
+        </w:rPr>
+        <w:t>Fe(OH)</w:t>
+      </w:r>
+      <w:r>
+        <w:rPr>
+          <w:rFonts w:ascii="Times New Roman" w:hAnsi="Times New Roman" w:eastAsia="Times New Roman" w:cs="Times New Roman"/>
           <w:vertAlign w:val="subscript"/>
         </w:rPr>
         <w:t>3</w:t>
@@ -36797,16 +36811,12 @@
       <w:r>
         <w:rPr>
           <w:rFonts w:ascii="Times New Roman" w:hAnsi="Times New Roman" w:eastAsia="Times New Roman" w:cs="Times New Roman"/>
-          <w:b/>
-          <w:bCs/>
         </w:rPr>
         <w:t xml:space="preserve"> </w:t>
       </w:r>
       <w:r>
         <w:rPr>
           <w:rFonts w:hint="eastAsia" w:ascii="Times New Roman" w:hAnsi="Times New Roman" w:eastAsia="FangSong" w:cs="Times New Roman"/>
-          <w:b/>
-          <w:bCs/>
         </w:rPr>
         <w:t xml:space="preserve">胶团结构式与电泳方向</w:t>
       </w:r>
@@ -38172,13 +38182,23 @@
           <w:b/>
           <w:bCs/>
         </w:rPr>
-        <w:t>3. NaCl / CaCl</w:t>
-      </w:r>
-      <w:r>
-        <w:rPr>
-          <w:rFonts w:ascii="Times New Roman" w:hAnsi="Times New Roman" w:eastAsia="Times New Roman" w:cs="Times New Roman"/>
-          <w:b/>
-          <w:bCs/>
+        <w:t xml:space="preserve">3.</w:t>
+      </w:r>
+      <w:r>
+        <w:rPr>
+          <w:rFonts w:ascii="Times New Roman" w:hAnsi="Times New Roman" w:eastAsia="Times New Roman" w:cs="Times New Roman"/>
+        </w:rPr>
+        <w:t xml:space="preserve"> </w:t>
+      </w:r>
+      <w:r>
+        <w:rPr>
+          <w:rFonts w:ascii="Times New Roman" w:hAnsi="Times New Roman" w:eastAsia="Times New Roman" w:cs="Times New Roman"/>
+        </w:rPr>
+        <w:t>NaCl / CaCl</w:t>
+      </w:r>
+      <w:r>
+        <w:rPr>
+          <w:rFonts w:ascii="Times New Roman" w:hAnsi="Times New Roman" w:eastAsia="Times New Roman" w:cs="Times New Roman"/>
           <w:vertAlign w:val="subscript"/>
         </w:rPr>
         <w:t>2</w:t>
@@ -38186,16 +38206,12 @@
       <w:r>
         <w:rPr>
           <w:rFonts w:ascii="Times New Roman" w:hAnsi="Times New Roman" w:eastAsia="Times New Roman" w:cs="Times New Roman"/>
-          <w:b/>
-          <w:bCs/>
         </w:rPr>
         <w:t xml:space="preserve"> / AlCl</w:t>
       </w:r>
       <w:r>
         <w:rPr>
           <w:rFonts w:ascii="Times New Roman" w:hAnsi="Times New Roman" w:eastAsia="Times New Roman" w:cs="Times New Roman"/>
-          <w:b/>
-          <w:bCs/>
           <w:vertAlign w:val="subscript"/>
         </w:rPr>
         <w:t>3</w:t>
@@ -38203,32 +38219,24 @@
       <w:r>
         <w:rPr>
           <w:rFonts w:ascii="Times New Roman" w:hAnsi="Times New Roman" w:eastAsia="Times New Roman" w:cs="Times New Roman"/>
-          <w:b/>
-          <w:bCs/>
         </w:rPr>
         <w:t xml:space="preserve"> </w:t>
       </w:r>
       <w:r>
         <w:rPr>
           <w:rFonts w:hint="eastAsia" w:ascii="Times New Roman" w:hAnsi="Times New Roman" w:eastAsia="FangSong" w:cs="Times New Roman"/>
-          <w:b/>
-          <w:bCs/>
         </w:rPr>
         <w:t xml:space="preserve">对</w:t>
       </w:r>
       <w:r>
         <w:rPr>
           <w:rFonts w:ascii="Times New Roman" w:hAnsi="Times New Roman" w:eastAsia="Times New Roman" w:cs="Times New Roman"/>
-          <w:b/>
-          <w:bCs/>
         </w:rPr>
         <w:t xml:space="preserve"> Fe(OH)</w:t>
       </w:r>
       <w:r>
         <w:rPr>
           <w:rFonts w:ascii="Times New Roman" w:hAnsi="Times New Roman" w:eastAsia="Times New Roman" w:cs="Times New Roman"/>
-          <w:b/>
-          <w:bCs/>
           <w:vertAlign w:val="subscript"/>
         </w:rPr>
         <w:t>3</w:t>
@@ -38236,16 +38244,12 @@
       <w:r>
         <w:rPr>
           <w:rFonts w:ascii="Times New Roman" w:hAnsi="Times New Roman" w:eastAsia="Times New Roman" w:cs="Times New Roman"/>
-          <w:b/>
-          <w:bCs/>
         </w:rPr>
         <w:t xml:space="preserve"> </w:t>
       </w:r>
       <w:r>
         <w:rPr>
           <w:rFonts w:hint="eastAsia" w:ascii="Times New Roman" w:hAnsi="Times New Roman" w:eastAsia="FangSong" w:cs="Times New Roman"/>
-          <w:b/>
-          <w:bCs/>
         </w:rPr>
         <w:t xml:space="preserve">正溶胶的聚沉能力</w:t>
       </w:r>
@@ -39295,21 +39299,29 @@
           <w:b/>
           <w:bCs/>
         </w:rPr>
-        <w:t xml:space="preserve">4. Langmuir </w:t>
-      </w:r>
-      <w:r>
-        <w:rPr>
-          <w:rFonts w:hint="eastAsia" w:ascii="Times New Roman" w:hAnsi="Times New Roman" w:eastAsia="FangSong" w:cs="Times New Roman"/>
-          <w:b/>
-          <w:bCs/>
+        <w:t xml:space="preserve">4.</w:t>
+      </w:r>
+      <w:r>
+        <w:rPr>
+          <w:rFonts w:ascii="Times New Roman" w:hAnsi="Times New Roman" w:eastAsia="Times New Roman" w:cs="Times New Roman"/>
+        </w:rPr>
+        <w:t xml:space="preserve"> </w:t>
+      </w:r>
+      <w:r>
+        <w:rPr>
+          <w:rFonts w:ascii="Times New Roman" w:hAnsi="Times New Roman" w:eastAsia="Times New Roman" w:cs="Times New Roman"/>
+        </w:rPr>
+        <w:t xml:space="preserve">Langmuir </w:t>
+      </w:r>
+      <w:r>
+        <w:rPr>
+          <w:rFonts w:hint="eastAsia" w:ascii="Times New Roman" w:hAnsi="Times New Roman" w:eastAsia="FangSong" w:cs="Times New Roman"/>
         </w:rPr>
         <w:t xml:space="preserve">吸附平衡常数</w:t>
       </w:r>
       <w:r>
         <w:rPr>
           <w:rFonts w:ascii="Times New Roman" w:hAnsi="Times New Roman" w:eastAsia="Times New Roman" w:cs="Times New Roman"/>
-          <w:b/>
-          <w:bCs/>
         </w:rPr>
         <w:t xml:space="preserve"> K</w:t>
       </w:r>
@@ -40176,13 +40188,17 @@
           <w:b/>
           <w:bCs/>
         </w:rPr>
-        <w:t xml:space="preserve">5. </w:t>
-      </w:r>
-      <w:r>
-        <w:rPr>
-          <w:rFonts w:hint="eastAsia" w:ascii="Times New Roman" w:hAnsi="Times New Roman" w:eastAsia="FangSong" w:cs="Times New Roman"/>
-          <w:b/>
-          <w:bCs/>
+        <w:t xml:space="preserve">5.</w:t>
+      </w:r>
+      <w:r>
+        <w:rPr>
+          <w:rFonts w:ascii="Times New Roman" w:hAnsi="Times New Roman" w:eastAsia="Times New Roman" w:cs="Times New Roman"/>
+        </w:rPr>
+        <w:t xml:space="preserve"> </w:t>
+      </w:r>
+      <w:r>
+        <w:rPr>
+          <w:rFonts w:hint="eastAsia" w:ascii="Times New Roman" w:hAnsi="Times New Roman" w:eastAsia="FangSong" w:cs="Times New Roman"/>
         </w:rPr>
         <w:t xml:space="preserve">水在石蜡表面的润湿判断</w:t>
       </w:r>
@@ -41129,29 +41145,29 @@
           <w:b/>
           <w:bCs/>
         </w:rPr>
-        <w:t xml:space="preserve">6. </w:t>
-      </w:r>
-      <w:r>
-        <w:rPr>
-          <w:rFonts w:hint="eastAsia" w:ascii="Times New Roman" w:hAnsi="Times New Roman" w:eastAsia="FangSong" w:cs="Times New Roman"/>
-          <w:b/>
-          <w:bCs/>
+        <w:t xml:space="preserve">6.</w:t>
+      </w:r>
+      <w:r>
+        <w:rPr>
+          <w:rFonts w:ascii="Times New Roman" w:hAnsi="Times New Roman" w:eastAsia="Times New Roman" w:cs="Times New Roman"/>
+        </w:rPr>
+        <w:t xml:space="preserve"> </w:t>
+      </w:r>
+      <w:r>
+        <w:rPr>
+          <w:rFonts w:hint="eastAsia" w:ascii="Times New Roman" w:hAnsi="Times New Roman" w:eastAsia="FangSong" w:cs="Times New Roman"/>
         </w:rPr>
         <w:t xml:space="preserve">为什么</w:t>
       </w:r>
       <w:r>
         <w:rPr>
           <w:rFonts w:ascii="Times New Roman" w:hAnsi="Times New Roman" w:eastAsia="Times New Roman" w:cs="Times New Roman"/>
-          <w:b/>
-          <w:bCs/>
         </w:rPr>
         <w:t xml:space="preserve"> CMC </w:t>
       </w:r>
       <w:r>
         <w:rPr>
           <w:rFonts w:hint="eastAsia" w:ascii="Times New Roman" w:hAnsi="Times New Roman" w:eastAsia="FangSong" w:cs="Times New Roman"/>
-          <w:b/>
-          <w:bCs/>
         </w:rPr>
         <w:t xml:space="preserve">以上渗透压随浓度增加变缓</w:t>
       </w:r>
@@ -42070,37 +42086,41 @@
           <w:b/>
           <w:bCs/>
         </w:rPr>
-        <w:t xml:space="preserve">7. SDS </w:t>
-      </w:r>
-      <w:r>
-        <w:rPr>
-          <w:rFonts w:hint="eastAsia" w:ascii="Times New Roman" w:hAnsi="Times New Roman" w:eastAsia="FangSong" w:cs="Times New Roman"/>
-          <w:b/>
-          <w:bCs/>
+        <w:t xml:space="preserve">7.</w:t>
+      </w:r>
+      <w:r>
+        <w:rPr>
+          <w:rFonts w:ascii="Times New Roman" w:hAnsi="Times New Roman" w:eastAsia="Times New Roman" w:cs="Times New Roman"/>
+        </w:rPr>
+        <w:t xml:space="preserve"> </w:t>
+      </w:r>
+      <w:r>
+        <w:rPr>
+          <w:rFonts w:ascii="Times New Roman" w:hAnsi="Times New Roman" w:eastAsia="Times New Roman" w:cs="Times New Roman"/>
+        </w:rPr>
+        <w:t xml:space="preserve">SDS </w:t>
+      </w:r>
+      <w:r>
+        <w:rPr>
+          <w:rFonts w:hint="eastAsia" w:ascii="Times New Roman" w:hAnsi="Times New Roman" w:eastAsia="FangSong" w:cs="Times New Roman"/>
         </w:rPr>
         <w:t xml:space="preserve">的</w:t>
       </w:r>
       <w:r>
         <w:rPr>
           <w:rFonts w:ascii="Times New Roman" w:hAnsi="Times New Roman" w:eastAsia="Times New Roman" w:cs="Times New Roman"/>
-          <w:b/>
-          <w:bCs/>
         </w:rPr>
         <w:t xml:space="preserve"> CMC ≈ 8 </w:t>
       </w:r>
       <w:r>
         <w:rPr>
           <w:rFonts w:hint="eastAsia" w:ascii="Times New Roman" w:hAnsi="Times New Roman" w:eastAsia="Times New Roman" w:cs="Times New Roman"/>
-          <w:b/>
-          <w:bCs/>
         </w:rPr>
         <w:t>mmol/L：</w:t>
       </w:r>
       <w:r>
         <w:rPr>
           <w:rFonts w:hint="eastAsia" w:ascii="Times New Roman" w:hAnsi="Times New Roman" w:eastAsia="FangSong" w:cs="Times New Roman"/>
-          <w:b/>
-          <w:bCs/>
         </w:rPr>
         <w:t>界面张力随浓度的变化</w:t>
       </w:r>
@@ -42986,21 +43006,29 @@
           <w:b/>
           <w:bCs/>
         </w:rPr>
-        <w:t xml:space="preserve">8. Langmuir </w:t>
-      </w:r>
-      <w:r>
-        <w:rPr>
-          <w:rFonts w:hint="eastAsia" w:ascii="Times New Roman" w:hAnsi="Times New Roman" w:eastAsia="FangSong" w:cs="Times New Roman"/>
-          <w:b/>
-          <w:bCs/>
+        <w:t xml:space="preserve">8.</w:t>
+      </w:r>
+      <w:r>
+        <w:rPr>
+          <w:rFonts w:ascii="Times New Roman" w:hAnsi="Times New Roman" w:eastAsia="Times New Roman" w:cs="Times New Roman"/>
+        </w:rPr>
+        <w:t xml:space="preserve"> </w:t>
+      </w:r>
+      <w:r>
+        <w:rPr>
+          <w:rFonts w:ascii="Times New Roman" w:hAnsi="Times New Roman" w:eastAsia="Times New Roman" w:cs="Times New Roman"/>
+        </w:rPr>
+        <w:t xml:space="preserve">Langmuir </w:t>
+      </w:r>
+      <w:r>
+        <w:rPr>
+          <w:rFonts w:hint="eastAsia" w:ascii="Times New Roman" w:hAnsi="Times New Roman" w:eastAsia="FangSong" w:cs="Times New Roman"/>
         </w:rPr>
         <w:t xml:space="preserve">线性化求</w:t>
       </w:r>
       <w:r>
         <w:rPr>
           <w:rFonts w:ascii="Times New Roman" w:hAnsi="Times New Roman" w:eastAsia="Times New Roman" w:cs="Times New Roman"/>
-          <w:b/>
-          <w:bCs/>
         </w:rPr>
         <w:t xml:space="preserve"> </w:t>
       </w:r>
@@ -43021,24 +43049,18 @@
       <w:r>
         <w:rPr>
           <w:rFonts w:ascii="Times New Roman" w:hAnsi="Times New Roman" w:eastAsia="Times New Roman" w:cs="Times New Roman"/>
-          <w:b/>
-          <w:bCs/>
         </w:rPr>
         <w:t xml:space="preserve"> </w:t>
       </w:r>
       <w:r>
         <w:rPr>
           <w:rFonts w:hint="eastAsia" w:ascii="Times New Roman" w:hAnsi="Times New Roman" w:eastAsia="FangSong" w:cs="Times New Roman"/>
-          <w:b/>
-          <w:bCs/>
         </w:rPr>
         <w:t xml:space="preserve">与</w:t>
       </w:r>
       <w:r>
         <w:rPr>
           <w:rFonts w:ascii="Times New Roman" w:hAnsi="Times New Roman" w:eastAsia="Times New Roman" w:cs="Times New Roman"/>
-          <w:b/>
-          <w:bCs/>
         </w:rPr>
         <w:t xml:space="preserve"> </w:t>
       </w:r>
@@ -44704,13 +44726,23 @@
           <w:b/>
           <w:bCs/>
         </w:rPr>
-        <w:t xml:space="preserve">9. LH </w:t>
-      </w:r>
-      <w:r>
-        <w:rPr>
-          <w:rFonts w:hint="eastAsia" w:ascii="Times New Roman" w:hAnsi="Times New Roman" w:eastAsia="FangSong" w:cs="Times New Roman"/>
-          <w:b/>
-          <w:bCs/>
+        <w:t xml:space="preserve">9.</w:t>
+      </w:r>
+      <w:r>
+        <w:rPr>
+          <w:rFonts w:ascii="Times New Roman" w:hAnsi="Times New Roman" w:eastAsia="Times New Roman" w:cs="Times New Roman"/>
+        </w:rPr>
+        <w:t xml:space="preserve"> </w:t>
+      </w:r>
+      <w:r>
+        <w:rPr>
+          <w:rFonts w:ascii="Times New Roman" w:hAnsi="Times New Roman" w:eastAsia="Times New Roman" w:cs="Times New Roman"/>
+        </w:rPr>
+        <w:t xml:space="preserve">LH </w:t>
+      </w:r>
+      <w:r>
+        <w:rPr>
+          <w:rFonts w:hint="eastAsia" w:ascii="Times New Roman" w:hAnsi="Times New Roman" w:eastAsia="FangSong" w:cs="Times New Roman"/>
         </w:rPr>
         <w:t xml:space="preserve">机理的速率式与低压级数</w:t>
       </w:r>
@@ -46127,13 +46159,23 @@
           <w:b/>
           <w:bCs/>
         </w:rPr>
-        <w:t>10. Al(OH)</w:t>
-      </w:r>
-      <w:r>
-        <w:rPr>
-          <w:rFonts w:ascii="Times New Roman" w:hAnsi="Times New Roman" w:eastAsia="Times New Roman" w:cs="Times New Roman"/>
-          <w:b/>
-          <w:bCs/>
+        <w:t xml:space="preserve">10.</w:t>
+      </w:r>
+      <w:r>
+        <w:rPr>
+          <w:rFonts w:ascii="Times New Roman" w:hAnsi="Times New Roman" w:eastAsia="Times New Roman" w:cs="Times New Roman"/>
+        </w:rPr>
+        <w:t xml:space="preserve"> </w:t>
+      </w:r>
+      <w:r>
+        <w:rPr>
+          <w:rFonts w:ascii="Times New Roman" w:hAnsi="Times New Roman" w:eastAsia="Times New Roman" w:cs="Times New Roman"/>
+        </w:rPr>
+        <w:t>Al(OH)</w:t>
+      </w:r>
+      <w:r>
+        <w:rPr>
+          <w:rFonts w:ascii="Times New Roman" w:hAnsi="Times New Roman" w:eastAsia="Times New Roman" w:cs="Times New Roman"/>
           <w:vertAlign w:val="subscript"/>
         </w:rPr>
         <w:t>3</w:t>
@@ -46141,16 +46183,12 @@
       <w:r>
         <w:rPr>
           <w:rFonts w:ascii="Times New Roman" w:hAnsi="Times New Roman" w:eastAsia="Times New Roman" w:cs="Times New Roman"/>
-          <w:b/>
-          <w:bCs/>
         </w:rPr>
         <w:t xml:space="preserve"> </w:t>
       </w:r>
       <w:r>
         <w:rPr>
           <w:rFonts w:hint="eastAsia" w:ascii="Times New Roman" w:hAnsi="Times New Roman" w:eastAsia="FangSong" w:cs="Times New Roman"/>
-          <w:b/>
-          <w:bCs/>
         </w:rPr>
         <w:t xml:space="preserve">胶体除色素的原理</w:t>
       </w:r>
@@ -47061,61 +47099,53 @@
           <w:b/>
           <w:bCs/>
         </w:rPr>
-        <w:t xml:space="preserve">11. </w:t>
-      </w:r>
-      <w:r>
-        <w:rPr>
-          <w:rFonts w:hint="eastAsia" w:ascii="Times New Roman" w:hAnsi="Times New Roman" w:eastAsia="FangSong" w:cs="Times New Roman"/>
-          <w:b/>
-          <w:bCs/>
+        <w:t xml:space="preserve">11.</w:t>
+      </w:r>
+      <w:r>
+        <w:rPr>
+          <w:rFonts w:ascii="Times New Roman" w:hAnsi="Times New Roman" w:eastAsia="Times New Roman" w:cs="Times New Roman"/>
+        </w:rPr>
+        <w:t xml:space="preserve"> </w:t>
+      </w:r>
+      <w:r>
+        <w:rPr>
+          <w:rFonts w:hint="eastAsia" w:ascii="Times New Roman" w:hAnsi="Times New Roman" w:eastAsia="FangSong" w:cs="Times New Roman"/>
         </w:rPr>
         <w:t xml:space="preserve">胶束形成的热力学驱动力</w:t>
       </w:r>
       <w:r>
         <w:rPr>
           <w:rFonts w:ascii="Times New Roman" w:hAnsi="Times New Roman" w:eastAsia="Times New Roman" w:cs="Times New Roman"/>
-          <w:b/>
-          <w:bCs/>
         </w:rPr>
         <w:t xml:space="preserve"> + </w:t>
       </w:r>
       <w:r>
         <w:rPr>
           <w:rFonts w:hint="eastAsia" w:ascii="Times New Roman" w:hAnsi="Times New Roman" w:eastAsia="FangSong" w:cs="Times New Roman"/>
-          <w:b/>
-          <w:bCs/>
         </w:rPr>
         <w:t>依数性</w:t>
       </w:r>
       <w:r>
         <w:rPr>
           <w:rFonts w:hint="eastAsia" w:ascii="Times New Roman" w:hAnsi="Times New Roman" w:eastAsia="Times New Roman" w:cs="Times New Roman"/>
-          <w:b/>
-          <w:bCs/>
         </w:rPr>
         <w:t>（27</w:t>
       </w:r>
       <w:r>
         <w:rPr>
           <w:rFonts w:ascii="Times New Roman" w:hAnsi="Times New Roman" w:eastAsia="Times New Roman" w:cs="Times New Roman"/>
-          <w:b/>
-          <w:bCs/>
         </w:rPr>
         <w:t xml:space="preserve"> </w:t>
       </w:r>
       <w:r>
         <w:rPr>
           <w:rFonts w:hint="eastAsia" w:ascii="Times New Roman" w:hAnsi="Times New Roman" w:eastAsia="FangSong" w:cs="Times New Roman"/>
-          <w:b/>
-          <w:bCs/>
         </w:rPr>
         <w:t>届决赛</w:t>
       </w:r>
       <w:r>
         <w:rPr>
           <w:rFonts w:hint="eastAsia" w:ascii="Times New Roman" w:hAnsi="Times New Roman" w:eastAsia="Times New Roman" w:cs="Times New Roman"/>
-          <w:b/>
-          <w:bCs/>
         </w:rPr>
         <w:t>）</w:t>
       </w:r>
@@ -48379,61 +48409,59 @@
           <w:b/>
           <w:bCs/>
         </w:rPr>
-        <w:t xml:space="preserve">12. Langmuir </w:t>
-      </w:r>
-      <w:r>
-        <w:rPr>
-          <w:rFonts w:hint="eastAsia" w:ascii="Times New Roman" w:hAnsi="Times New Roman" w:eastAsia="FangSong" w:cs="Times New Roman"/>
-          <w:b/>
-          <w:bCs/>
+        <w:t xml:space="preserve">12.</w:t>
+      </w:r>
+      <w:r>
+        <w:rPr>
+          <w:rFonts w:ascii="Times New Roman" w:hAnsi="Times New Roman" w:eastAsia="Times New Roman" w:cs="Times New Roman"/>
+        </w:rPr>
+        <w:t xml:space="preserve"> </w:t>
+      </w:r>
+      <w:r>
+        <w:rPr>
+          <w:rFonts w:ascii="Times New Roman" w:hAnsi="Times New Roman" w:eastAsia="Times New Roman" w:cs="Times New Roman"/>
+        </w:rPr>
+        <w:t xml:space="preserve">Langmuir </w:t>
+      </w:r>
+      <w:r>
+        <w:rPr>
+          <w:rFonts w:hint="eastAsia" w:ascii="Times New Roman" w:hAnsi="Times New Roman" w:eastAsia="FangSong" w:cs="Times New Roman"/>
         </w:rPr>
         <w:t xml:space="preserve">建模</w:t>
       </w:r>
       <w:r>
         <w:rPr>
           <w:rFonts w:ascii="Times New Roman" w:hAnsi="Times New Roman" w:eastAsia="Times New Roman" w:cs="Times New Roman"/>
-          <w:b/>
-          <w:bCs/>
         </w:rPr>
         <w:t xml:space="preserve"> + </w:t>
       </w:r>
       <w:r>
         <w:rPr>
           <w:rFonts w:hint="eastAsia" w:ascii="Times New Roman" w:hAnsi="Times New Roman" w:eastAsia="FangSong" w:cs="Times New Roman"/>
-          <w:b/>
-          <w:bCs/>
         </w:rPr>
         <w:t>极限行为</w:t>
       </w:r>
       <w:r>
         <w:rPr>
           <w:rFonts w:hint="eastAsia" w:ascii="Times New Roman" w:hAnsi="Times New Roman" w:eastAsia="Times New Roman" w:cs="Times New Roman"/>
-          <w:b/>
-          <w:bCs/>
         </w:rPr>
         <w:t>（29</w:t>
       </w:r>
       <w:r>
         <w:rPr>
           <w:rFonts w:ascii="Times New Roman" w:hAnsi="Times New Roman" w:eastAsia="Times New Roman" w:cs="Times New Roman"/>
-          <w:b/>
-          <w:bCs/>
         </w:rPr>
         <w:t xml:space="preserve"> </w:t>
       </w:r>
       <w:r>
         <w:rPr>
           <w:rFonts w:hint="eastAsia" w:ascii="Times New Roman" w:hAnsi="Times New Roman" w:eastAsia="FangSong" w:cs="Times New Roman"/>
-          <w:b/>
-          <w:bCs/>
         </w:rPr>
         <w:t>届决赛</w:t>
       </w:r>
       <w:r>
         <w:rPr>
           <w:rFonts w:hint="eastAsia" w:ascii="Times New Roman" w:hAnsi="Times New Roman" w:eastAsia="Times New Roman" w:cs="Times New Roman"/>
-          <w:b/>
-          <w:bCs/>
         </w:rPr>
         <w:t>）</w:t>
       </w:r>
@@ -50161,45 +50189,41 @@
           <w:b/>
           <w:bCs/>
         </w:rPr>
-        <w:t xml:space="preserve">13. </w:t>
-      </w:r>
-      <w:r>
-        <w:rPr>
-          <w:rFonts w:hint="eastAsia" w:ascii="Times New Roman" w:hAnsi="Times New Roman" w:eastAsia="FangSong" w:cs="Times New Roman"/>
-          <w:b/>
-          <w:bCs/>
+        <w:t xml:space="preserve">13.</w:t>
+      </w:r>
+      <w:r>
+        <w:rPr>
+          <w:rFonts w:ascii="Times New Roman" w:hAnsi="Times New Roman" w:eastAsia="Times New Roman" w:cs="Times New Roman"/>
+        </w:rPr>
+        <w:t xml:space="preserve"> </w:t>
+      </w:r>
+      <w:r>
+        <w:rPr>
+          <w:rFonts w:hint="eastAsia" w:ascii="Times New Roman" w:hAnsi="Times New Roman" w:eastAsia="FangSong" w:cs="Times New Roman"/>
         </w:rPr>
         <w:t>胶束增溶疏水药物</w:t>
       </w:r>
       <w:r>
         <w:rPr>
           <w:rFonts w:hint="eastAsia" w:ascii="Times New Roman" w:hAnsi="Times New Roman" w:eastAsia="Times New Roman" w:cs="Times New Roman"/>
-          <w:b/>
-          <w:bCs/>
         </w:rPr>
         <w:t>（31</w:t>
       </w:r>
       <w:r>
         <w:rPr>
           <w:rFonts w:ascii="Times New Roman" w:hAnsi="Times New Roman" w:eastAsia="Times New Roman" w:cs="Times New Roman"/>
-          <w:b/>
-          <w:bCs/>
         </w:rPr>
         <w:t xml:space="preserve"> </w:t>
       </w:r>
       <w:r>
         <w:rPr>
           <w:rFonts w:hint="eastAsia" w:ascii="Times New Roman" w:hAnsi="Times New Roman" w:eastAsia="FangSong" w:cs="Times New Roman"/>
-          <w:b/>
-          <w:bCs/>
         </w:rPr>
         <w:t>届初赛</w:t>
       </w:r>
       <w:r>
         <w:rPr>
           <w:rFonts w:hint="eastAsia" w:ascii="Times New Roman" w:hAnsi="Times New Roman" w:eastAsia="Times New Roman" w:cs="Times New Roman"/>
-          <w:b/>
-          <w:bCs/>
         </w:rPr>
         <w:t>）</w:t>
       </w:r>
@@ -51072,29 +51096,29 @@
           <w:b/>
           <w:bCs/>
         </w:rPr>
-        <w:t xml:space="preserve">14. </w:t>
-      </w:r>
-      <w:r>
-        <w:rPr>
-          <w:rFonts w:hint="eastAsia" w:ascii="Times New Roman" w:hAnsi="Times New Roman" w:eastAsia="FangSong" w:cs="Times New Roman"/>
-          <w:b/>
-          <w:bCs/>
+        <w:t xml:space="preserve">14.</w:t>
+      </w:r>
+      <w:r>
+        <w:rPr>
+          <w:rFonts w:ascii="Times New Roman" w:hAnsi="Times New Roman" w:eastAsia="Times New Roman" w:cs="Times New Roman"/>
+        </w:rPr>
+        <w:t xml:space="preserve"> </w:t>
+      </w:r>
+      <w:r>
+        <w:rPr>
+          <w:rFonts w:hint="eastAsia" w:ascii="Times New Roman" w:hAnsi="Times New Roman" w:eastAsia="FangSong" w:cs="Times New Roman"/>
         </w:rPr>
         <w:t xml:space="preserve">纳米</w:t>
       </w:r>
       <w:r>
         <w:rPr>
           <w:rFonts w:ascii="Times New Roman" w:hAnsi="Times New Roman" w:eastAsia="Times New Roman" w:cs="Times New Roman"/>
-          <w:b/>
-          <w:bCs/>
         </w:rPr>
         <w:t xml:space="preserve"> Cr</w:t>
       </w:r>
       <w:r>
         <w:rPr>
           <w:rFonts w:ascii="Times New Roman" w:hAnsi="Times New Roman" w:eastAsia="Times New Roman" w:cs="Times New Roman"/>
-          <w:b/>
-          <w:bCs/>
           <w:vertAlign w:val="subscript"/>
         </w:rPr>
         <w:t>2</w:t>
@@ -51102,16 +51126,12 @@
       <w:r>
         <w:rPr>
           <w:rFonts w:ascii="Times New Roman" w:hAnsi="Times New Roman" w:eastAsia="Times New Roman" w:cs="Times New Roman"/>
-          <w:b/>
-          <w:bCs/>
         </w:rPr>
         <w:t>O</w:t>
       </w:r>
       <w:r>
         <w:rPr>
           <w:rFonts w:ascii="Times New Roman" w:hAnsi="Times New Roman" w:eastAsia="Times New Roman" w:cs="Times New Roman"/>
-          <w:b/>
-          <w:bCs/>
           <w:vertAlign w:val="subscript"/>
         </w:rPr>
         <w:t>3</w:t>
@@ -51119,72 +51139,54 @@
       <w:r>
         <w:rPr>
           <w:rFonts w:ascii="Times New Roman" w:hAnsi="Times New Roman" w:eastAsia="Times New Roman" w:cs="Times New Roman"/>
-          <w:b/>
-          <w:bCs/>
         </w:rPr>
         <w:t xml:space="preserve"> </w:t>
       </w:r>
       <w:r>
         <w:rPr>
           <w:rFonts w:hint="eastAsia" w:ascii="Times New Roman" w:hAnsi="Times New Roman" w:eastAsia="FangSong" w:cs="Times New Roman"/>
-          <w:b/>
-          <w:bCs/>
         </w:rPr>
         <w:t>胶体制备中</w:t>
       </w:r>
       <w:r>
         <w:rPr>
           <w:rFonts w:hint="eastAsia" w:ascii="Times New Roman" w:hAnsi="Times New Roman" w:eastAsia="Times New Roman" w:cs="Times New Roman"/>
-          <w:b/>
-          <w:bCs/>
         </w:rPr>
         <w:t>”</w:t>
       </w:r>
       <w:r>
         <w:rPr>
           <w:rFonts w:hint="eastAsia" w:ascii="Times New Roman" w:hAnsi="Times New Roman" w:eastAsia="FangSong" w:cs="Times New Roman"/>
-          <w:b/>
-          <w:bCs/>
         </w:rPr>
         <w:t>促进成核</w:t>
       </w:r>
       <w:r>
         <w:rPr>
           <w:rFonts w:hint="eastAsia" w:ascii="Times New Roman" w:hAnsi="Times New Roman" w:eastAsia="Times New Roman" w:cs="Times New Roman"/>
-          <w:b/>
-          <w:bCs/>
         </w:rPr>
         <w:t>、</w:t>
       </w:r>
       <w:r>
         <w:rPr>
           <w:rFonts w:hint="eastAsia" w:ascii="Times New Roman" w:hAnsi="Times New Roman" w:eastAsia="FangSong" w:cs="Times New Roman"/>
-          <w:b/>
-          <w:bCs/>
         </w:rPr>
         <w:t>控制生长</w:t>
       </w:r>
       <w:r>
         <w:rPr>
           <w:rFonts w:hint="eastAsia" w:ascii="Times New Roman" w:hAnsi="Times New Roman" w:eastAsia="Times New Roman" w:cs="Times New Roman"/>
-          <w:b/>
-          <w:bCs/>
         </w:rPr>
         <w:t>”（</w:t>
       </w:r>
       <w:r>
         <w:rPr>
           <w:rFonts w:hint="eastAsia" w:ascii="Times New Roman" w:hAnsi="Times New Roman" w:eastAsia="FangSong" w:cs="Times New Roman"/>
-          <w:b/>
-          <w:bCs/>
         </w:rPr>
         <w:t>上海中学</w:t>
       </w:r>
       <w:r>
         <w:rPr>
           <w:rFonts w:hint="eastAsia" w:ascii="Times New Roman" w:hAnsi="Times New Roman" w:eastAsia="Times New Roman" w:cs="Times New Roman"/>
-          <w:b/>
-          <w:bCs/>
         </w:rPr>
         <w:t>）</w:t>
       </w:r>
@@ -52325,29 +52327,35 @@
           <w:b/>
           <w:bCs/>
         </w:rPr>
-        <w:t xml:space="preserve">15. DLVO </w:t>
-      </w:r>
-      <w:r>
-        <w:rPr>
-          <w:rFonts w:hint="eastAsia" w:ascii="Times New Roman" w:hAnsi="Times New Roman" w:eastAsia="FangSong" w:cs="Times New Roman"/>
-          <w:b/>
-          <w:bCs/>
+        <w:t xml:space="preserve">15.</w:t>
+      </w:r>
+      <w:r>
+        <w:rPr>
+          <w:rFonts w:ascii="Times New Roman" w:hAnsi="Times New Roman" w:eastAsia="Times New Roman" w:cs="Times New Roman"/>
+        </w:rPr>
+        <w:t xml:space="preserve"> </w:t>
+      </w:r>
+      <w:r>
+        <w:rPr>
+          <w:rFonts w:ascii="Times New Roman" w:hAnsi="Times New Roman" w:eastAsia="Times New Roman" w:cs="Times New Roman"/>
+        </w:rPr>
+        <w:t xml:space="preserve">DLVO </w:t>
+      </w:r>
+      <w:r>
+        <w:rPr>
+          <w:rFonts w:hint="eastAsia" w:ascii="Times New Roman" w:hAnsi="Times New Roman" w:eastAsia="FangSong" w:cs="Times New Roman"/>
         </w:rPr>
         <w:t xml:space="preserve">解释</w:t>
       </w:r>
       <w:r>
         <w:rPr>
           <w:rFonts w:ascii="Times New Roman" w:hAnsi="Times New Roman" w:eastAsia="Times New Roman" w:cs="Times New Roman"/>
-          <w:b/>
-          <w:bCs/>
         </w:rPr>
         <w:t xml:space="preserve"> ζ </w:t>
       </w:r>
       <w:r>
         <w:rPr>
           <w:rFonts w:hint="eastAsia" w:ascii="Times New Roman" w:hAnsi="Times New Roman" w:eastAsia="FangSong" w:cs="Times New Roman"/>
-          <w:b/>
-          <w:bCs/>
         </w:rPr>
         <w:t xml:space="preserve">电位下降导致的聚沉</w:t>
       </w:r>

--- a/06-学生侧材料/讲义/3-物理化学/胶体与表面物理化学-超级充实版（自学完整）.docx
+++ b/06-学生侧材料/讲义/3-物理化学/胶体与表面物理化学-超级充实版（自学完整）.docx
@@ -1294,6 +1294,42 @@
         <w:rPr>
           <w:rFonts w:hint="eastAsia" w:ascii="Times New Roman" w:hAnsi="Times New Roman" w:eastAsia="FangSong" w:cs="Times New Roman"/>
         </w:rPr>
+        <w:t>力</w:t>
+      </w:r>
+      <w:r>
+        <w:rPr>
+          <w:rFonts w:hint="eastAsia" w:ascii="Times New Roman" w:hAnsi="Times New Roman" w:eastAsia="Times New Roman" w:cs="Times New Roman"/>
+        </w:rPr>
+        <w:t>/</w:t>
+      </w:r>
+      <w:r>
+        <w:rPr>
+          <w:rFonts w:hint="eastAsia" w:ascii="Times New Roman" w:hAnsi="Times New Roman" w:eastAsia="FangSong" w:cs="Times New Roman"/>
+        </w:rPr>
+        <w:t>长度</w:t>
+      </w:r>
+      <w:r>
+        <w:rPr>
+          <w:rFonts w:hint="eastAsia" w:ascii="Times New Roman" w:hAnsi="Times New Roman" w:eastAsia="Times New Roman" w:cs="Times New Roman"/>
+        </w:rPr>
+        <w:t>”（N/m）</w:t>
+      </w:r>
+      <w:r>
+        <w:rPr>
+          <w:rFonts w:hint="eastAsia" w:ascii="Times New Roman" w:hAnsi="Times New Roman" w:eastAsia="FangSong" w:cs="Times New Roman"/>
+        </w:rPr>
+        <w:t>也是</w:t>
+      </w:r>
+      <w:r>
+        <w:rPr>
+          <w:rFonts w:hint="eastAsia" w:ascii="Times New Roman" w:hAnsi="Times New Roman" w:eastAsia="Times New Roman" w:cs="Times New Roman"/>
+        </w:rPr>
+        <w:t>”</w:t>
+      </w:r>
+      <w:r>
+        <w:rPr>
+          <w:rFonts w:hint="eastAsia" w:ascii="Times New Roman" w:hAnsi="Times New Roman" w:eastAsia="FangSong" w:cs="Times New Roman"/>
+        </w:rPr>
         <w:t>能量</w:t>
       </w:r>
       <w:r>
@@ -1306,55 +1342,44 @@
         <w:rPr>
           <w:rFonts w:hint="eastAsia" w:ascii="Times New Roman" w:hAnsi="Times New Roman" w:eastAsia="FangSong" w:cs="Times New Roman"/>
         </w:rPr>
-        <w:t>长度</w:t>
-      </w:r>
-      <w:r>
-        <w:rPr>
-          <w:rFonts w:hint="eastAsia" w:ascii="Times New Roman" w:hAnsi="Times New Roman" w:eastAsia="Times New Roman" w:cs="Times New Roman"/>
-        </w:rPr>
-        <w:t>”，</w:t>
-      </w:r>
-      <w:r>
-        <w:rPr>
-          <w:rFonts w:hint="eastAsia" w:ascii="Times New Roman" w:hAnsi="Times New Roman" w:eastAsia="FangSong" w:cs="Times New Roman"/>
-        </w:rPr>
-        <w:t>不是</w:t>
-      </w:r>
-      <w:r>
-        <w:rPr>
-          <w:rFonts w:hint="eastAsia" w:ascii="Times New Roman" w:hAnsi="Times New Roman" w:eastAsia="Times New Roman" w:cs="Times New Roman"/>
-        </w:rPr>
-        <w:t>”</w:t>
-      </w:r>
-      <w:r>
-        <w:rPr>
-          <w:rFonts w:hint="eastAsia" w:ascii="Times New Roman" w:hAnsi="Times New Roman" w:eastAsia="FangSong" w:cs="Times New Roman"/>
-        </w:rPr>
-        <w:t>力</w:t>
-      </w:r>
-      <w:r>
-        <w:rPr>
-          <w:rFonts w:hint="eastAsia" w:ascii="Times New Roman" w:hAnsi="Times New Roman" w:eastAsia="Times New Roman" w:cs="Times New Roman"/>
-        </w:rPr>
-        <w:t>/</w:t>
-      </w:r>
-      <w:r>
-        <w:rPr>
-          <w:rFonts w:hint="eastAsia" w:ascii="Times New Roman" w:hAnsi="Times New Roman" w:eastAsia="FangSong" w:cs="Times New Roman"/>
-        </w:rPr>
-        <w:t>长度</w:t>
-      </w:r>
-      <w:r>
-        <w:rPr>
-          <w:rFonts w:hint="eastAsia" w:ascii="Times New Roman" w:hAnsi="Times New Roman" w:eastAsia="Times New Roman" w:cs="Times New Roman"/>
-        </w:rPr>
-        <w:t>”</w:t>
-      </w:r>
-      <w:r>
-        <w:rPr>
-          <w:rFonts w:hint="eastAsia" w:ascii="Times New Roman" w:hAnsi="Times New Roman" w:eastAsia="FangSong" w:cs="Times New Roman"/>
-        </w:rPr>
-        <w:t>的两回事</w:t>
+        <w:t>面积</w:t>
+      </w:r>
+      <w:r>
+        <w:rPr>
+          <w:rFonts w:hint="eastAsia" w:ascii="Times New Roman" w:hAnsi="Times New Roman" w:eastAsia="Times New Roman" w:cs="Times New Roman"/>
+        </w:rPr>
+        <w:t>”（J/m</w:t>
+      </w:r>
+      <w:r>
+        <w:rPr>
+          <w:rFonts w:hint="eastAsia" w:ascii="Times New Roman" w:hAnsi="Times New Roman" w:eastAsia="Times New Roman" w:cs="Times New Roman"/>
+          <w:vertAlign w:val="superscript"/>
+        </w:rPr>
+        <w:t>2</w:t>
+      </w:r>
+      <w:r>
+        <w:rPr>
+          <w:rFonts w:hint="eastAsia" w:ascii="Times New Roman" w:hAnsi="Times New Roman" w:eastAsia="Times New Roman" w:cs="Times New Roman"/>
+        </w:rPr>
+        <w:t>）——</w:t>
+      </w:r>
+      <w:r>
+        <w:rPr>
+          <w:rFonts w:hint="eastAsia" w:ascii="Times New Roman" w:hAnsi="Times New Roman" w:eastAsia="FangSong" w:cs="Times New Roman"/>
+        </w:rPr>
+        <w:t>同一个量的两种单位</w:t>
+      </w:r>
+      <w:r>
+        <w:rPr>
+          <w:rFonts w:hint="eastAsia" w:ascii="Times New Roman" w:hAnsi="Times New Roman" w:eastAsia="Times New Roman" w:cs="Times New Roman"/>
+        </w:rPr>
+        <w:t>，</w:t>
+      </w:r>
+      <w:r>
+        <w:rPr>
+          <w:rFonts w:hint="eastAsia" w:ascii="Times New Roman" w:hAnsi="Times New Roman" w:eastAsia="FangSong" w:cs="Times New Roman"/>
+        </w:rPr>
+        <w:t>不是两回事</w:t>
       </w:r>
       <w:r>
         <w:rPr>
@@ -2447,126 +2472,6 @@
           <w:rFonts w:hint="eastAsia" w:ascii="Times New Roman" w:hAnsi="Times New Roman" w:eastAsia="FangSong" w:cs="Times New Roman"/>
         </w:rPr>
         <w:t>亲水头向外</w:t>
-      </w:r>
-      <w:r>
-        <w:rPr>
-          <w:rFonts w:hint="eastAsia" w:ascii="Times New Roman" w:hAnsi="Times New Roman" w:eastAsia="Times New Roman" w:cs="Times New Roman"/>
-        </w:rPr>
-        <w:t>）。</w:t>
-      </w:r>
-      <w:r>
-        <w:rPr>
-          <w:rFonts w:ascii="Times New Roman" w:hAnsi="Times New Roman" w:eastAsia="Times New Roman" w:cs="Times New Roman"/>
-        </w:rPr>
-        <w:t xml:space="preserve"> </w:t>
-      </w:r>
-      <w:r>
-        <w:rPr>
-          <w:rFonts w:hint="eastAsia" w:ascii="Times New Roman" w:hAnsi="Times New Roman" w:eastAsia="FangSong" w:cs="Times New Roman"/>
-        </w:rPr>
-        <w:t>两亲性分子示意</w:t>
-      </w:r>
-      <w:r>
-        <w:rPr>
-          <w:rFonts w:hint="eastAsia" w:ascii="Times New Roman" w:hAnsi="Times New Roman" w:eastAsia="Times New Roman" w:cs="Times New Roman"/>
-        </w:rPr>
-        <w:t>——</w:t>
-      </w:r>
-      <w:r>
-        <w:rPr>
-          <w:rFonts w:hint="eastAsia" w:ascii="Times New Roman" w:hAnsi="Times New Roman" w:eastAsia="FangSong" w:cs="Times New Roman"/>
-        </w:rPr>
-        <w:t>亲水头</w:t>
-      </w:r>
-      <w:r>
-        <w:rPr>
-          <w:rFonts w:hint="eastAsia" w:ascii="Times New Roman" w:hAnsi="Times New Roman" w:eastAsia="Times New Roman" w:cs="Times New Roman"/>
-        </w:rPr>
-        <w:t>（</w:t>
-      </w:r>
-      <w:r>
-        <w:rPr>
-          <w:rFonts w:hint="eastAsia" w:ascii="Times New Roman" w:hAnsi="Times New Roman" w:eastAsia="FangSong" w:cs="Times New Roman"/>
-        </w:rPr>
-        <w:t>圆</w:t>
-      </w:r>
-      <w:r>
-        <w:rPr>
-          <w:rFonts w:hint="eastAsia" w:ascii="Times New Roman" w:hAnsi="Times New Roman" w:eastAsia="Times New Roman" w:cs="Times New Roman"/>
-        </w:rPr>
-        <w:t>）+</w:t>
-      </w:r>
-      <w:r>
-        <w:rPr>
-          <w:rFonts w:ascii="Times New Roman" w:hAnsi="Times New Roman" w:eastAsia="Times New Roman" w:cs="Times New Roman"/>
-        </w:rPr>
-        <w:t xml:space="preserve"> </w:t>
-      </w:r>
-      <w:r>
-        <w:rPr>
-          <w:rFonts w:hint="eastAsia" w:ascii="Times New Roman" w:hAnsi="Times New Roman" w:eastAsia="FangSong" w:cs="Times New Roman"/>
-        </w:rPr>
-        <w:t>疏水尾</w:t>
-      </w:r>
-      <w:r>
-        <w:rPr>
-          <w:rFonts w:hint="eastAsia" w:ascii="Times New Roman" w:hAnsi="Times New Roman" w:eastAsia="Times New Roman" w:cs="Times New Roman"/>
-        </w:rPr>
-        <w:t>（</w:t>
-      </w:r>
-      <w:r>
-        <w:rPr>
-          <w:rFonts w:hint="eastAsia" w:ascii="Times New Roman" w:hAnsi="Times New Roman" w:eastAsia="FangSong" w:cs="Times New Roman"/>
-        </w:rPr>
-        <w:t>长链</w:t>
-      </w:r>
-      <w:r>
-        <w:rPr>
-          <w:rFonts w:hint="eastAsia" w:ascii="Times New Roman" w:hAnsi="Times New Roman" w:eastAsia="Times New Roman" w:cs="Times New Roman"/>
-        </w:rPr>
-        <w:t>），</w:t>
-      </w:r>
-      <w:r>
-        <w:rPr>
-          <w:rFonts w:hint="eastAsia" w:ascii="Times New Roman" w:hAnsi="Times New Roman" w:eastAsia="FangSong" w:cs="Times New Roman"/>
-        </w:rPr>
-        <w:t>及其在气</w:t>
-      </w:r>
-      <w:r>
-        <w:rPr>
-          <w:rFonts w:hint="eastAsia" w:ascii="Times New Roman" w:hAnsi="Times New Roman" w:eastAsia="Times New Roman" w:cs="Times New Roman"/>
-        </w:rPr>
-        <w:t>-</w:t>
-      </w:r>
-      <w:r>
-        <w:rPr>
-          <w:rFonts w:hint="eastAsia" w:ascii="Times New Roman" w:hAnsi="Times New Roman" w:eastAsia="FangSong" w:cs="Times New Roman"/>
-        </w:rPr>
-        <w:t>液界面的定向排列</w:t>
-      </w:r>
-      <w:r>
-        <w:rPr>
-          <w:rFonts w:hint="eastAsia" w:ascii="Times New Roman" w:hAnsi="Times New Roman" w:eastAsia="Times New Roman" w:cs="Times New Roman"/>
-        </w:rPr>
-        <w:t>（</w:t>
-      </w:r>
-      <w:r>
-        <w:rPr>
-          <w:rFonts w:hint="eastAsia" w:ascii="Times New Roman" w:hAnsi="Times New Roman" w:eastAsia="FangSong" w:cs="Times New Roman"/>
-        </w:rPr>
-        <w:t>亲水头入水</w:t>
-      </w:r>
-      <w:r>
-        <w:rPr>
-          <w:rFonts w:hint="eastAsia" w:ascii="Times New Roman" w:hAnsi="Times New Roman" w:eastAsia="Times New Roman" w:cs="Times New Roman"/>
-        </w:rPr>
-        <w:t>、</w:t>
-      </w:r>
-      <w:r>
-        <w:rPr>
-          <w:rFonts w:hint="eastAsia" w:ascii="Times New Roman" w:hAnsi="Times New Roman" w:eastAsia="FangSong" w:cs="Times New Roman"/>
-        </w:rPr>
-        <w:t>疏水尾竖出</w:t>
       </w:r>
       <w:r>
         <w:rPr>
@@ -2861,7 +2766,7 @@
           <w:iCs/>
           <w:sz w:val="21"/>
         </w:rPr>
-        <w:t xml:space="preserve"> 2 </w:t>
+        <w:t xml:space="preserve"> 1 </w:t>
       </w:r>
       <w:r>
         <w:rPr>
@@ -2871,7 +2776,7 @@
           <w:iCs/>
           <w:sz w:val="21"/>
         </w:rPr>
-        <w:t xml:space="preserve">溶液表面张力随浓度变化及</w:t>
+        <w:t xml:space="preserve">表面活性剂溶液的物理性质随浓度变化及</w:t>
       </w:r>
       <w:r>
         <w:rPr>
@@ -2909,7 +2814,7 @@
           <w:i w:val="0"/>
           <w:sz w:val="21"/>
         </w:rPr>
-        <w:t>浓度</w:t>
+        <w:t>实图为摩尔电导率</w:t>
       </w:r>
       <w:r>
         <w:rPr>
@@ -2918,7 +2823,7 @@
           <w:i w:val="0"/>
           <w:sz w:val="21"/>
         </w:rPr>
-        <w:t>-</w:t>
+        <w:t>、</w:t>
       </w:r>
       <w:r>
         <w:rPr>
@@ -2927,7 +2832,25 @@
           <w:i w:val="0"/>
           <w:sz w:val="21"/>
         </w:rPr>
-        <w:t>界面张力曲线</w:t>
+        <w:t>表面张力</w:t>
+      </w:r>
+      <w:r>
+        <w:rPr>
+          <w:rFonts w:hint="eastAsia" w:ascii="Times New Roman" w:hAnsi="Times New Roman" w:eastAsia="FangSong" w:cs="Times New Roman"/>
+          <w:b w:val="0"/>
+          <w:i w:val="0"/>
+          <w:sz w:val="21"/>
+        </w:rPr>
+        <w:t>、</w:t>
+      </w:r>
+      <w:r>
+        <w:rPr>
+          <w:rFonts w:hint="eastAsia" w:ascii="Times New Roman" w:hAnsi="Times New Roman" w:eastAsia="FangSong" w:cs="Times New Roman"/>
+          <w:b w:val="0"/>
+          <w:i w:val="0"/>
+          <w:sz w:val="21"/>
+        </w:rPr>
+        <w:t>渗透压三条曲线</w:t>
       </w:r>
       <w:r>
         <w:rPr>
@@ -2954,7 +2877,7 @@
           <w:i w:val="0"/>
           <w:sz w:val="21"/>
         </w:rPr>
-        <w:t>处出现拐点</w:t>
+        <w:t>处均出现拐点</w:t>
       </w:r>
       <w:r>
         <w:rPr>
@@ -2972,7 +2895,7 @@
           <w:i w:val="0"/>
           <w:sz w:val="21"/>
         </w:rPr>
-        <w:t>低于</w:t>
+        <w:t>其中表面张力低于</w:t>
       </w:r>
       <w:r>
         <w:rPr>
@@ -2990,7 +2913,7 @@
           <w:i w:val="0"/>
           <w:sz w:val="21"/>
         </w:rPr>
-        <w:t>界面张力陡降</w:t>
+        <w:t>陡降</w:t>
       </w:r>
       <w:r>
         <w:rPr>
@@ -2999,7 +2922,7 @@
           <w:i w:val="0"/>
           <w:sz w:val="21"/>
         </w:rPr>
-        <w:t>，</w:t>
+        <w:t>、</w:t>
       </w:r>
       <w:r>
         <w:rPr>
@@ -3026,7 +2949,7 @@
           <w:i w:val="0"/>
           <w:sz w:val="21"/>
         </w:rPr>
-        <w:t>平台</w:t>
+        <w:t>呈平台</w:t>
       </w:r>
       <w:r>
         <w:rPr>
@@ -5402,7 +5325,7 @@
           <w:iCs/>
           <w:sz w:val="21"/>
         </w:rPr>
-        <w:t xml:space="preserve"> 3 Fe(OH)</w:t>
+        <w:t xml:space="preserve"> 2 Fe(OH)</w:t>
       </w:r>
       <w:r>
         <w:rPr>
@@ -5433,27 +5356,7 @@
           <w:iCs/>
           <w:sz w:val="21"/>
         </w:rPr>
-        <w:t xml:space="preserve">胶团双电层结构及</w:t>
-      </w:r>
-      <w:r>
-        <w:rPr>
-          <w:rFonts w:ascii="Times New Roman" w:hAnsi="Times New Roman" w:eastAsia="FangSong" w:cs="Times New Roman"/>
-          <w:b w:val="0"/>
-          <w:i w:val="0"/>
-          <w:iCs/>
-          <w:sz w:val="21"/>
-        </w:rPr>
-        <w:t xml:space="preserve"> ζ </w:t>
-      </w:r>
-      <w:r>
-        <w:rPr>
-          <w:rFonts w:hint="eastAsia" w:ascii="Times New Roman" w:hAnsi="Times New Roman" w:eastAsia="FangSong" w:cs="Times New Roman"/>
-          <w:b w:val="0"/>
-          <w:i w:val="0"/>
-          <w:iCs/>
-          <w:sz w:val="21"/>
-        </w:rPr>
-        <w:t xml:space="preserve">电位分布</w:t>
+        <w:t xml:space="preserve">胶团结构层次标注</w:t>
       </w:r>
       <w:r>
         <w:rPr>
@@ -5462,7 +5365,7 @@
           <w:i w:val="0"/>
           <w:sz w:val="21"/>
         </w:rPr>
-        <w:t>：Fe(OH)</w:t>
+        <w:t>：</w:t>
       </w:r>
       <w:r>
         <w:rPr>
@@ -5470,9 +5373,62 @@
           <w:b w:val="0"/>
           <w:i w:val="0"/>
           <w:sz w:val="21"/>
-          <w:vertAlign w:val="subscript"/>
-        </w:rPr>
-        <w:t>3</w:t>
+        </w:rPr>
+        <w:t>实图在胶团结构式上标注吸附层与扩散层分界及胶核</w:t>
+      </w:r>
+      <w:r>
+        <w:rPr>
+          <w:rFonts w:hint="eastAsia" w:ascii="Times New Roman" w:hAnsi="Times New Roman" w:eastAsia="FangSong" w:cs="Times New Roman"/>
+          <w:b w:val="0"/>
+          <w:i w:val="0"/>
+          <w:sz w:val="21"/>
+        </w:rPr>
+        <w:t>、</w:t>
+      </w:r>
+      <w:r>
+        <w:rPr>
+          <w:rFonts w:hint="eastAsia" w:ascii="Times New Roman" w:hAnsi="Times New Roman" w:eastAsia="FangSong" w:cs="Times New Roman"/>
+          <w:b w:val="0"/>
+          <w:i w:val="0"/>
+          <w:sz w:val="21"/>
+        </w:rPr>
+        <w:t>胶粒</w:t>
+      </w:r>
+      <w:r>
+        <w:rPr>
+          <w:rFonts w:hint="eastAsia" w:ascii="Times New Roman" w:hAnsi="Times New Roman" w:eastAsia="FangSong" w:cs="Times New Roman"/>
+          <w:b w:val="0"/>
+          <w:i w:val="0"/>
+          <w:sz w:val="21"/>
+        </w:rPr>
+        <w:t>、</w:t>
+      </w:r>
+      <w:r>
+        <w:rPr>
+          <w:rFonts w:hint="eastAsia" w:ascii="Times New Roman" w:hAnsi="Times New Roman" w:eastAsia="FangSong" w:cs="Times New Roman"/>
+          <w:b w:val="0"/>
+          <w:i w:val="0"/>
+          <w:sz w:val="21"/>
+        </w:rPr>
+        <w:t>胶团三级层次</w:t>
+      </w:r>
+      <w:r>
+        <w:rPr>
+          <w:rFonts w:hint="eastAsia" w:ascii="Times New Roman" w:hAnsi="Times New Roman" w:eastAsia="FangSong" w:cs="Times New Roman"/>
+          <w:b w:val="0"/>
+          <w:i w:val="0"/>
+          <w:sz w:val="21"/>
+        </w:rPr>
+        <w:t>；</w:t>
+      </w:r>
+      <w:r>
+        <w:rPr>
+          <w:rFonts w:hint="eastAsia" w:ascii="Times New Roman" w:hAnsi="Times New Roman" w:eastAsia="FangSong" w:cs="Times New Roman"/>
+          <w:b w:val="0"/>
+          <w:i w:val="0"/>
+          <w:sz w:val="21"/>
+        </w:rPr>
+        <w:t>滑动面与</w:t>
       </w:r>
       <w:r>
         <w:rPr>
@@ -5481,7 +5437,7 @@
           <w:i w:val="0"/>
           <w:sz w:val="21"/>
         </w:rPr>
-        <w:t xml:space="preserve"> </w:t>
+        <w:t xml:space="preserve"> ζ </w:t>
       </w:r>
       <w:r>
         <w:rPr>
@@ -5490,133 +5446,7 @@
           <w:i w:val="0"/>
           <w:sz w:val="21"/>
         </w:rPr>
-        <w:t>胶团结构示意</w:t>
-      </w:r>
-      <w:r>
-        <w:rPr>
-          <w:rFonts w:hint="eastAsia" w:ascii="Times New Roman" w:hAnsi="Times New Roman" w:eastAsia="FangSong" w:cs="Times New Roman"/>
-          <w:b w:val="0"/>
-          <w:i w:val="0"/>
-          <w:sz w:val="21"/>
-        </w:rPr>
-        <w:t>——</w:t>
-      </w:r>
-      <w:r>
-        <w:rPr>
-          <w:rFonts w:hint="eastAsia" w:ascii="Times New Roman" w:hAnsi="Times New Roman" w:eastAsia="FangSong" w:cs="Times New Roman"/>
-          <w:b w:val="0"/>
-          <w:i w:val="0"/>
-          <w:sz w:val="21"/>
-        </w:rPr>
-        <w:t>胶核</w:t>
-      </w:r>
-      <w:r>
-        <w:rPr>
-          <w:rFonts w:hint="eastAsia" w:ascii="Times New Roman" w:hAnsi="Times New Roman" w:eastAsia="FangSong" w:cs="Times New Roman"/>
-          <w:b w:val="0"/>
-          <w:i w:val="0"/>
-          <w:sz w:val="21"/>
-        </w:rPr>
-        <w:t>、</w:t>
-      </w:r>
-      <w:r>
-        <w:rPr>
-          <w:rFonts w:hint="eastAsia" w:ascii="Times New Roman" w:hAnsi="Times New Roman" w:eastAsia="FangSong" w:cs="Times New Roman"/>
-          <w:b w:val="0"/>
-          <w:i w:val="0"/>
-          <w:sz w:val="21"/>
-        </w:rPr>
-        <w:t>电位离子层</w:t>
-      </w:r>
-      <w:r>
-        <w:rPr>
-          <w:rFonts w:hint="eastAsia" w:ascii="Times New Roman" w:hAnsi="Times New Roman" w:eastAsia="FangSong" w:cs="Times New Roman"/>
-          <w:b w:val="0"/>
-          <w:i w:val="0"/>
-          <w:sz w:val="21"/>
-        </w:rPr>
-        <w:t>、</w:t>
-      </w:r>
-      <w:r>
-        <w:rPr>
-          <w:rFonts w:hint="eastAsia" w:ascii="Times New Roman" w:hAnsi="Times New Roman" w:eastAsia="FangSong" w:cs="Times New Roman"/>
-          <w:b w:val="0"/>
-          <w:i w:val="0"/>
-          <w:sz w:val="21"/>
-        </w:rPr>
-        <w:t>吸附层</w:t>
-      </w:r>
-      <w:r>
-        <w:rPr>
-          <w:rFonts w:hint="eastAsia" w:ascii="Times New Roman" w:hAnsi="Times New Roman" w:eastAsia="FangSong" w:cs="Times New Roman"/>
-          <w:b w:val="0"/>
-          <w:i w:val="0"/>
-          <w:sz w:val="21"/>
-        </w:rPr>
-        <w:t>（</w:t>
-      </w:r>
-      <w:r>
-        <w:rPr>
-          <w:rFonts w:hint="eastAsia" w:ascii="Times New Roman" w:hAnsi="Times New Roman" w:eastAsia="FangSong" w:cs="Times New Roman"/>
-          <w:b w:val="0"/>
-          <w:i w:val="0"/>
-          <w:sz w:val="21"/>
-        </w:rPr>
-        <w:t>紧密层</w:t>
-      </w:r>
-      <w:r>
-        <w:rPr>
-          <w:rFonts w:hint="eastAsia" w:ascii="Times New Roman" w:hAnsi="Times New Roman" w:eastAsia="FangSong" w:cs="Times New Roman"/>
-          <w:b w:val="0"/>
-          <w:i w:val="0"/>
-          <w:sz w:val="21"/>
-        </w:rPr>
-        <w:t>）、</w:t>
-      </w:r>
-      <w:r>
-        <w:rPr>
-          <w:rFonts w:hint="eastAsia" w:ascii="Times New Roman" w:hAnsi="Times New Roman" w:eastAsia="FangSong" w:cs="Times New Roman"/>
-          <w:b w:val="0"/>
-          <w:i w:val="0"/>
-          <w:sz w:val="21"/>
-        </w:rPr>
-        <w:t>扩散层</w:t>
-      </w:r>
-      <w:r>
-        <w:rPr>
-          <w:rFonts w:hint="eastAsia" w:ascii="Times New Roman" w:hAnsi="Times New Roman" w:eastAsia="FangSong" w:cs="Times New Roman"/>
-          <w:b w:val="0"/>
-          <w:i w:val="0"/>
-          <w:sz w:val="21"/>
-        </w:rPr>
-        <w:t>，</w:t>
-      </w:r>
-      <w:r>
-        <w:rPr>
-          <w:rFonts w:hint="eastAsia" w:ascii="Times New Roman" w:hAnsi="Times New Roman" w:eastAsia="FangSong" w:cs="Times New Roman"/>
-          <w:b w:val="0"/>
-          <w:i w:val="0"/>
-          <w:sz w:val="21"/>
-        </w:rPr>
-        <w:t>标注滑动面与</w:t>
-      </w:r>
-      <w:r>
-        <w:rPr>
-          <w:rFonts w:ascii="Times New Roman" w:hAnsi="Times New Roman" w:eastAsia="FangSong" w:cs="Times New Roman"/>
-          <w:b w:val="0"/>
-          <w:i w:val="0"/>
-          <w:sz w:val="21"/>
-        </w:rPr>
-        <w:t xml:space="preserve"> ζ </w:t>
-      </w:r>
-      <w:r>
-        <w:rPr>
-          <w:rFonts w:hint="eastAsia" w:ascii="Times New Roman" w:hAnsi="Times New Roman" w:eastAsia="FangSong" w:cs="Times New Roman"/>
-          <w:b w:val="0"/>
-          <w:i w:val="0"/>
-          <w:sz w:val="21"/>
-        </w:rPr>
-        <w:t>电位位置</w:t>
+        <w:t>电位的定量分布见下方正文说明</w:t>
       </w:r>
       <w:r>
         <w:rPr>
@@ -6708,7 +6538,7 @@
           <w:iCs/>
           <w:sz w:val="21"/>
         </w:rPr>
-        <w:t xml:space="preserve"> 4 DLVO </w:t>
+        <w:t xml:space="preserve"> 3 DLVO </w:t>
       </w:r>
       <w:r>
         <w:rPr>
@@ -6718,7 +6548,17 @@
           <w:iCs/>
           <w:sz w:val="21"/>
         </w:rPr>
-        <w:t xml:space="preserve">理论胶体粒子相互作用势能曲线</w:t>
+        <w:t>势能曲线</w:t>
+      </w:r>
+      <w:r>
+        <w:rPr>
+          <w:rFonts w:hint="eastAsia" w:ascii="Times New Roman" w:hAnsi="Times New Roman" w:eastAsia="FangSong" w:cs="Times New Roman"/>
+          <w:b w:val="0"/>
+          <w:i w:val="0"/>
+          <w:iCs/>
+          <w:sz w:val="21"/>
+        </w:rPr>
+        <w:t>（Atkins）</w:t>
       </w:r>
       <w:r>
         <w:rPr>
@@ -6727,16 +6567,16 @@
           <w:i w:val="0"/>
           <w:sz w:val="21"/>
         </w:rPr>
-        <w:t xml:space="preserve">：DLVO</w:t>
-      </w:r>
-      <w:r>
-        <w:rPr>
-          <w:rFonts w:ascii="Times New Roman" w:hAnsi="Times New Roman" w:eastAsia="FangSong" w:cs="Times New Roman"/>
+        <w:t>：</w:t>
+      </w:r>
+      <w:r>
+        <w:rPr>
+          <w:rFonts w:hint="eastAsia" w:ascii="Times New Roman" w:hAnsi="Times New Roman" w:eastAsia="FangSong" w:cs="Times New Roman"/>
           <w:b w:val="0"/>
           <w:i w:val="0"/>
           <w:sz w:val="21"/>
         </w:rPr>
-        <w:t xml:space="preserve"> </w:t>
+        <w:t>实图为势能随粒子间距变化的曲线簇</w:t>
       </w:r>
       <w:r>
         <w:rPr>
@@ -6745,7 +6585,7 @@
           <w:i w:val="0"/>
           <w:sz w:val="21"/>
         </w:rPr>
-        <w:t>势能曲线</w:t>
+        <w:t>——</w:t>
       </w:r>
       <w:r>
         <w:rPr>
@@ -6754,7 +6594,7 @@
           <w:i w:val="0"/>
           <w:sz w:val="21"/>
         </w:rPr>
-        <w:t>——</w:t>
+        <w:t>双电层厚度越大势垒越高</w:t>
       </w:r>
       <w:r>
         <w:rPr>
@@ -6763,7 +6603,7 @@
           <w:i w:val="0"/>
           <w:sz w:val="21"/>
         </w:rPr>
-        <w:t>引力曲线</w:t>
+        <w:t>；</w:t>
       </w:r>
       <w:r>
         <w:rPr>
@@ -6772,7 +6612,7 @@
           <w:i w:val="0"/>
           <w:sz w:val="21"/>
         </w:rPr>
-        <w:t>（−1/r</w:t>
+        <w:t>双电层被压缩</w:t>
       </w:r>
       <w:r>
         <w:rPr>
@@ -6780,9 +6620,8 @@
           <w:b w:val="0"/>
           <w:i w:val="0"/>
           <w:sz w:val="21"/>
-          <w:vertAlign w:val="superscript"/>
-        </w:rPr>
-        <w:t>2</w:t>
+        </w:rPr>
+        <w:t>（</w:t>
       </w:r>
       <w:r>
         <w:rPr>
@@ -6791,7 +6630,7 @@
           <w:i w:val="0"/>
           <w:sz w:val="21"/>
         </w:rPr>
-        <w:t>）、</w:t>
+        <w:t>离子强度大</w:t>
       </w:r>
       <w:r>
         <w:rPr>
@@ -6800,7 +6639,7 @@
           <w:i w:val="0"/>
           <w:sz w:val="21"/>
         </w:rPr>
-        <w:t>斥力曲线</w:t>
+        <w:t>）</w:t>
       </w:r>
       <w:r>
         <w:rPr>
@@ -6809,7 +6648,7 @@
           <w:i w:val="0"/>
           <w:sz w:val="21"/>
         </w:rPr>
-        <w:t>、</w:t>
+        <w:t>时势垒消失</w:t>
       </w:r>
       <w:r>
         <w:rPr>
@@ -6818,7 +6657,7 @@
           <w:i w:val="0"/>
           <w:sz w:val="21"/>
         </w:rPr>
-        <w:t>总势能曲线上的势垒</w:t>
+        <w:t>，</w:t>
       </w:r>
       <w:r>
         <w:rPr>
@@ -6827,7 +6666,7 @@
           <w:i w:val="0"/>
           <w:sz w:val="21"/>
         </w:rPr>
-        <w:t>，</w:t>
+        <w:t>粒子落入引力极小发生聚沉</w:t>
       </w:r>
       <w:r>
         <w:rPr>
@@ -6836,7 +6675,7 @@
           <w:i w:val="0"/>
           <w:sz w:val="21"/>
         </w:rPr>
-        <w:t>标注临界聚沉点</w:t>
+        <w:t>（</w:t>
       </w:r>
       <w:r>
         <w:rPr>
@@ -6845,7 +6684,16 @@
           <w:i w:val="0"/>
           <w:sz w:val="21"/>
         </w:rPr>
-        <w:t>。</w:t>
+        <w:t>絮凝对应浅势阱</w:t>
+      </w:r>
+      <w:r>
+        <w:rPr>
+          <w:rFonts w:hint="eastAsia" w:ascii="Times New Roman" w:hAnsi="Times New Roman" w:eastAsia="FangSong" w:cs="Times New Roman"/>
+          <w:b w:val="0"/>
+          <w:i w:val="0"/>
+          <w:sz w:val="21"/>
+        </w:rPr>
+        <w:t>）。</w:t>
       </w:r>
     </w:p>
     <w:p>
@@ -8800,90 +8648,6 @@
           <w:rFonts w:ascii="Times New Roman" w:hAnsi="Times New Roman" w:eastAsia="Times New Roman" w:cs="Times New Roman"/>
         </w:rPr>
         <w:t xml:space="preserve"> = γ_SL + γ_LG·cosθ。</w:t>
-      </w:r>
-      <w:r>
-        <w:rPr>
-          <w:rFonts w:ascii="Times New Roman" w:hAnsi="Times New Roman" w:eastAsia="Times New Roman" w:cs="Times New Roman"/>
-        </w:rPr>
-        <w:t xml:space="preserve"> </w:t>
-      </w:r>
-      <w:r>
-        <w:rPr>
-          <w:rFonts w:hint="eastAsia" w:ascii="Times New Roman" w:hAnsi="Times New Roman" w:eastAsia="FangSong" w:cs="Times New Roman"/>
-        </w:rPr>
-        <w:t>润湿三相接触角示意</w:t>
-      </w:r>
-      <w:r>
-        <w:rPr>
-          <w:rFonts w:hint="eastAsia" w:ascii="Times New Roman" w:hAnsi="Times New Roman" w:eastAsia="Times New Roman" w:cs="Times New Roman"/>
-        </w:rPr>
-        <w:t>——</w:t>
-      </w:r>
-      <w:r>
-        <w:rPr>
-          <w:rFonts w:hint="eastAsia" w:ascii="Times New Roman" w:hAnsi="Times New Roman" w:eastAsia="FangSong" w:cs="Times New Roman"/>
-        </w:rPr>
-        <w:t>气</w:t>
-      </w:r>
-      <w:r>
-        <w:rPr>
-          <w:rFonts w:hint="eastAsia" w:ascii="Times New Roman" w:hAnsi="Times New Roman" w:eastAsia="Times New Roman" w:cs="Times New Roman"/>
-        </w:rPr>
-        <w:t>-</w:t>
-      </w:r>
-      <w:r>
-        <w:rPr>
-          <w:rFonts w:hint="eastAsia" w:ascii="Times New Roman" w:hAnsi="Times New Roman" w:eastAsia="FangSong" w:cs="Times New Roman"/>
-        </w:rPr>
-        <w:t>液</w:t>
-      </w:r>
-      <w:r>
-        <w:rPr>
-          <w:rFonts w:hint="eastAsia" w:ascii="Times New Roman" w:hAnsi="Times New Roman" w:eastAsia="Times New Roman" w:cs="Times New Roman"/>
-        </w:rPr>
-        <w:t>-</w:t>
-      </w:r>
-      <w:r>
-        <w:rPr>
-          <w:rFonts w:hint="eastAsia" w:ascii="Times New Roman" w:hAnsi="Times New Roman" w:eastAsia="FangSong" w:cs="Times New Roman"/>
-        </w:rPr>
-        <w:t>固三相交点</w:t>
-      </w:r>
-      <w:r>
-        <w:rPr>
-          <w:rFonts w:hint="eastAsia" w:ascii="Times New Roman" w:hAnsi="Times New Roman" w:eastAsia="Times New Roman" w:cs="Times New Roman"/>
-        </w:rPr>
-        <w:t>，θ</w:t>
-      </w:r>
-      <w:r>
-        <w:rPr>
-          <w:rFonts w:ascii="Times New Roman" w:hAnsi="Times New Roman" w:eastAsia="Times New Roman" w:cs="Times New Roman"/>
-        </w:rPr>
-        <w:t xml:space="preserve"> </w:t>
-      </w:r>
-      <w:r>
-        <w:rPr>
-          <w:rFonts w:hint="eastAsia" w:ascii="Times New Roman" w:hAnsi="Times New Roman" w:eastAsia="FangSong" w:cs="Times New Roman"/>
-        </w:rPr>
-        <w:t>大小决定铺展</w:t>
-      </w:r>
-      <w:r>
-        <w:rPr>
-          <w:rFonts w:hint="eastAsia" w:ascii="Times New Roman" w:hAnsi="Times New Roman" w:eastAsia="Times New Roman" w:cs="Times New Roman"/>
-        </w:rPr>
-        <w:t>/</w:t>
-      </w:r>
-      <w:r>
-        <w:rPr>
-          <w:rFonts w:hint="eastAsia" w:ascii="Times New Roman" w:hAnsi="Times New Roman" w:eastAsia="FangSong" w:cs="Times New Roman"/>
-        </w:rPr>
-        <w:t>成珠</w:t>
-      </w:r>
-      <w:r>
-        <w:rPr>
-          <w:rFonts w:hint="eastAsia" w:ascii="Times New Roman" w:hAnsi="Times New Roman" w:eastAsia="Times New Roman" w:cs="Times New Roman"/>
-        </w:rPr>
-        <w:t>。</w:t>
       </w:r>
     </w:p>
     <w:bookmarkEnd w:id="32"/>
@@ -16709,7 +16473,7 @@
           <w:iCs/>
           <w:sz w:val="21"/>
         </w:rPr>
-        <w:t xml:space="preserve"> 6 Langmuir </w:t>
+        <w:t xml:space="preserve"> 4 Langmuir </w:t>
       </w:r>
       <w:r>
         <w:rPr>
@@ -19704,62 +19468,6 @@
           <m:r>
             <m:t>p</m:t>
           </m:r>
-          <m:r>
-            <m:rPr>
-              <m:sty m:val="p"/>
-            </m:rPr>
-            <m:t>−</m:t>
-          </m:r>
-          <m:nary>
-            <m:naryPr>
-              <m:chr m:val="∑"/>
-              <m:limLoc m:val="undOvr"/>
-              <m:subHide m:val="off"/>
-              <m:supHide m:val="on"/>
-            </m:naryPr>
-            <m:sub>
-              <m:r>
-                <m:t>i</m:t>
-              </m:r>
-            </m:sub>
-            <m:sup>
-              <m:r>
-                <m:t>​</m:t>
-              </m:r>
-            </m:sup>
-            <m:e>
-              <m:sSub>
-                <m:e>
-                  <m:r>
-                    <m:t>X</m:t>
-                  </m:r>
-                </m:e>
-                <m:sub>
-                  <m:r>
-                    <m:t>i</m:t>
-                  </m:r>
-                </m:sub>
-              </m:sSub>
-            </m:e>
-          </m:nary>
-          <m:r>
-            <m:t> </m:t>
-          </m:r>
-          <m:r>
-            <m:t>d</m:t>
-          </m:r>
-          <m:sSub>
-            <m:e>
-              <m:r>
-                <m:t>n</m:t>
-              </m:r>
-            </m:e>
-            <m:sub>
-              <m:r>
-                <m:t>i</m:t>
-              </m:r>
-            </m:sub>
-          </m:sSub>
           <m:r>
             <m:t> </m:t>
           </m:r>
